--- a/resources/report-name.docx
+++ b/resources/report-name.docx
@@ -1,6 +1,6 @@
 
 <file path=word/document.xml><?xml version="1.0" encoding="utf-8"?>
-<w:document xmlns:wpc="http://schemas.microsoft.com/office/word/2010/wordprocessingCanvas" xmlns:cx="http://schemas.microsoft.com/office/drawing/2014/chartex" xmlns:cx1="http://schemas.microsoft.com/office/drawing/2015/9/8/chartex" xmlns:cx2="http://schemas.microsoft.com/office/drawing/2015/10/21/chartex" xmlns:cx3="http://schemas.microsoft.com/office/drawing/2016/5/9/chartex" xmlns:cx4="http://schemas.microsoft.com/office/drawing/2016/5/10/chartex" xmlns:cx5="http://schemas.microsoft.com/office/drawing/2016/5/11/chartex" xmlns:cx6="http://schemas.microsoft.com/office/drawing/2016/5/12/chartex" xmlns:cx7="http://schemas.microsoft.com/office/drawing/2016/5/13/chartex" xmlns:cx8="http://schemas.microsoft.com/office/drawing/2016/5/14/chartex" xmlns:mc="http://schemas.openxmlformats.org/markup-compatibility/2006" xmlns:aink="http://schemas.microsoft.com/office/drawing/2016/ink" xmlns:am3d="http://schemas.microsoft.com/office/drawing/2017/model3d" xmlns:o="urn:schemas-microsoft-com:office:office" xmlns:oel="http://schemas.microsoft.com/office/2019/extlst" xmlns:r="http://schemas.openxmlformats.org/officeDocument/2006/relationships" xmlns:m="http://schemas.openxmlformats.org/officeDocument/2006/math" xmlns:v="urn:schemas-microsoft-com:vml" xmlns:wp14="http://schemas.microsoft.com/office/word/2010/wordprocessingDrawing" xmlns:wp="http://schemas.openxmlformats.org/drawingml/2006/wordprocessingDrawing" xmlns:w10="urn:schemas-microsoft-com:office:word" xmlns:w="http://schemas.openxmlformats.org/wordprocessingml/2006/main" xmlns:w14="http://schemas.microsoft.com/office/word/2010/wordml" xmlns:w15="http://schemas.microsoft.com/office/word/2012/wordml" xmlns:w16cei="http://schemas.microsoft.com/office/word/2026/wordml/cei" xmlns:w16cex="http://schemas.microsoft.com/office/word/2018/wordml/cex" xmlns:w16cid="http://schemas.microsoft.com/office/word/2016/wordml/cid" xmlns:w16="http://schemas.microsoft.com/office/word/2018/wordml" xmlns:w16du="http://schemas.microsoft.com/office/word/2023/wordml/word16du" xmlns:w16sdtdh="http://schemas.microsoft.com/office/word/2020/wordml/sdtdatahash" xmlns:w16sdtfl="http://schemas.microsoft.com/office/word/2024/wordml/sdtformatlock" xmlns:w16se="http://schemas.microsoft.com/office/word/2015/wordml/symex" xmlns:wpg="http://schemas.microsoft.com/office/word/2010/wordprocessingGroup" xmlns:wpi="http://schemas.microsoft.com/office/word/2010/wordprocessingInk" xmlns:wne="http://schemas.microsoft.com/office/word/2006/wordml" xmlns:wps="http://schemas.microsoft.com/office/word/2010/wordprocessingShape" mc:Ignorable="w14 w15 w16se w16cid w16 w16cex w16sdtdh w16sdtfl w16du wp14">
+<w:document xmlns:wpc="http://schemas.microsoft.com/office/word/2010/wordprocessingCanvas" xmlns:cx="http://schemas.microsoft.com/office/drawing/2014/chartex" xmlns:cx1="http://schemas.microsoft.com/office/drawing/2015/9/8/chartex" xmlns:cx2="http://schemas.microsoft.com/office/drawing/2015/10/21/chartex" xmlns:cx3="http://schemas.microsoft.com/office/drawing/2016/5/9/chartex" xmlns:cx4="http://schemas.microsoft.com/office/drawing/2016/5/10/chartex" xmlns:cx5="http://schemas.microsoft.com/office/drawing/2016/5/11/chartex" xmlns:cx6="http://schemas.microsoft.com/office/drawing/2016/5/12/chartex" xmlns:cx7="http://schemas.microsoft.com/office/drawing/2016/5/13/chartex" xmlns:cx8="http://schemas.microsoft.com/office/drawing/2016/5/14/chartex" xmlns:mc="http://schemas.openxmlformats.org/markup-compatibility/2006" xmlns:aink="http://schemas.microsoft.com/office/drawing/2016/ink" xmlns:am3d="http://schemas.microsoft.com/office/drawing/2017/model3d" xmlns:o="urn:schemas-microsoft-com:office:office" xmlns:oel="http://schemas.microsoft.com/office/2019/extlst" xmlns:r="http://schemas.openxmlformats.org/officeDocument/2006/relationships" xmlns:m="http://schemas.openxmlformats.org/officeDocument/2006/math" xmlns:v="urn:schemas-microsoft-com:vml" xmlns:wp14="http://schemas.microsoft.com/office/word/2010/wordprocessingDrawing" xmlns:wp="http://schemas.openxmlformats.org/drawingml/2006/wordprocessingDrawing" xmlns:w10="urn:schemas-microsoft-com:office:word" xmlns:w="http://schemas.openxmlformats.org/wordprocessingml/2006/main" xmlns:w14="http://schemas.microsoft.com/office/word/2010/wordml" xmlns:w15="http://schemas.microsoft.com/office/word/2012/wordml" xmlns:w16cex="http://schemas.microsoft.com/office/word/2018/wordml/cex" xmlns:w16cid="http://schemas.microsoft.com/office/word/2016/wordml/cid" xmlns:w16="http://schemas.microsoft.com/office/word/2018/wordml" xmlns:w16du="http://schemas.microsoft.com/office/word/2023/wordml/word16du" xmlns:w16sdtdh="http://schemas.microsoft.com/office/word/2020/wordml/sdtdatahash" xmlns:w16sdtfl="http://schemas.microsoft.com/office/word/2024/wordml/sdtformatlock" xmlns:w16se="http://schemas.microsoft.com/office/word/2015/wordml/symex" xmlns:wpg="http://schemas.microsoft.com/office/word/2010/wordprocessingGroup" xmlns:wpi="http://schemas.microsoft.com/office/word/2010/wordprocessingInk" xmlns:wne="http://schemas.microsoft.com/office/word/2006/wordml" xmlns:wps="http://schemas.microsoft.com/office/word/2010/wordprocessingShape" mc:Ignorable="w14 w15 w16se w16cid w16 w16cex w16sdtdh w16sdtfl w16du wp14">
   <w:body>
     <w:p>
       <w:pPr>
@@ -3369,7 +3369,7 @@
               </wp:inline>
             </w:drawing>
           </mc:Choice>
-          <mc:Fallback>
+          <mc:Fallback xmlns:w16cei="http://schemas.microsoft.com/office/word/2026/wordml/cei">
             <w:pict>
               <v:oval w14:anchorId="5FB2E91B" id="Oval 2" o:spid="_x0000_s1026" style="width:105.3pt;height:105.3pt;visibility:visible;mso-wrap-style:square;mso-left-percent:-10001;mso-top-percent:-10001;mso-position-horizontal:absolute;mso-position-horizontal-relative:char;mso-position-vertical:absolute;mso-position-vertical-relative:line;mso-left-percent:-10001;mso-top-percent:-10001;v-text-anchor:middle" o:gfxdata="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" fillcolor="black [3200]" strokecolor="black [480]" strokeweight="1pt">
                 <v:stroke joinstyle="miter"/>
@@ -3453,7 +3453,7 @@
               </wp:inline>
             </w:drawing>
           </mc:Choice>
-          <mc:Fallback>
+          <mc:Fallback xmlns:w16cei="http://schemas.microsoft.com/office/word/2026/wordml/cei">
             <w:pict>
               <v:oval w14:anchorId="7AA4EED1" id="Oval 3" o:spid="_x0000_s1026" style="width:105.3pt;height:105.3pt;visibility:visible;mso-wrap-style:square;mso-left-percent:-10001;mso-top-percent:-10001;mso-position-horizontal:absolute;mso-position-horizontal-relative:char;mso-position-vertical:absolute;mso-position-vertical-relative:line;mso-left-percent:-10001;mso-top-percent:-10001;v-text-anchor:middle" o:gfxdata="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" fillcolor="#196b24 [3206]" strokecolor="#030f05 [486]" strokeweight="1pt">
                 <v:stroke joinstyle="miter"/>
@@ -3542,7 +3542,7 @@
               </wp:inline>
             </w:drawing>
           </mc:Choice>
-          <mc:Fallback>
+          <mc:Fallback xmlns:w16cei="http://schemas.microsoft.com/office/word/2026/wordml/cei">
             <w:pict>
               <v:oval w14:anchorId="7947AB30" id="Oval 4" o:spid="_x0000_s1026" style="width:105.3pt;height:105.3pt;visibility:visible;mso-wrap-style:square;mso-left-percent:-10001;mso-top-percent:-10001;mso-position-horizontal:absolute;mso-position-horizontal-relative:char;mso-position-vertical:absolute;mso-position-vertical-relative:line;mso-left-percent:-10001;mso-top-percent:-10001;v-text-anchor:middle" o:gfxdata="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" fillcolor="#f2f2f2 [3052]" strokecolor="black [480]" strokeweight="1pt">
                 <v:stroke joinstyle="miter"/>
@@ -3636,24 +3636,11 @@
         <w:t>Some</w:t>
       </w:r>
       <w:r>
-        <w:t xml:space="preserve"> tools used in the assessment involve web proxies (Burp suite Pro), scanners, </w:t>
-      </w:r>
-      <w:proofErr w:type="spellStart"/>
-      <w:r>
-        <w:t>fuzzers</w:t>
-      </w:r>
-      <w:proofErr w:type="spellEnd"/>
-      <w:r>
-        <w:t>, and other enumeration techniques. Many of these tools can be found packaged in security testing distributions such as Kali Linux</w:t>
-      </w:r>
-      <w:r>
-        <w:t xml:space="preserve"> or </w:t>
-      </w:r>
-      <w:proofErr w:type="spellStart"/>
-      <w:r>
-        <w:t>ParrotOS</w:t>
-      </w:r>
-      <w:proofErr w:type="spellEnd"/>
+        <w:t xml:space="preserve"> tools used in the assessment involve web proxies (Burp suite Pro), scanners, fuzzers, and other enumeration techniques. Many of these tools can be found packaged in security testing distributions such as Kali Linux</w:t>
+      </w:r>
+      <w:r>
+        <w:t xml:space="preserve"> or ParrotOS</w:t>
+      </w:r>
       <w:r>
         <w:t xml:space="preserve">. </w:t>
       </w:r>
@@ -4967,7 +4954,7 @@
           <w:p/>
           <w:p>
             <w:r>
-              <w:t xml:space="preserve">o If the established timeline (12 hours) cannot be met due to technical limitations, a fully documented action plan must be provided. </w:t>
+              <w:t xml:space="preserve">If the established timeline (12 hours) cannot be met due to technical limitations, a fully documented action plan must be provided. </w:t>
             </w:r>
           </w:p>
           <w:p/>
@@ -5880,13 +5867,8 @@
               <w:t>{{</w:t>
             </w:r>
             <w:r>
-              <w:t>prod-</w:t>
-            </w:r>
-            <w:proofErr w:type="spellStart"/>
-            <w:r>
-              <w:t>api</w:t>
-            </w:r>
-            <w:proofErr w:type="spellEnd"/>
+              <w:t>prod-api</w:t>
+            </w:r>
             <w:r>
               <w:t>}}</w:t>
             </w:r>
@@ -5930,13 +5912,8 @@
               <w:t>{{</w:t>
             </w:r>
             <w:r>
-              <w:t>non-prod-</w:t>
-            </w:r>
-            <w:proofErr w:type="spellStart"/>
-            <w:r>
-              <w:t>api</w:t>
-            </w:r>
-            <w:proofErr w:type="spellEnd"/>
+              <w:t>non-prod-api</w:t>
+            </w:r>
             <w:r>
               <w:t>}}</w:t>
             </w:r>
@@ -6755,15 +6732,7 @@
         <w:t>{{</w:t>
       </w:r>
       <w:r>
-        <w:t>previous-</w:t>
-      </w:r>
-      <w:proofErr w:type="spellStart"/>
-      <w:r>
-        <w:t>poc</w:t>
-      </w:r>
-      <w:proofErr w:type="spellEnd"/>
-      <w:r>
-        <w:t>-</w:t>
+        <w:t>previous-poc-</w:t>
       </w:r>
       <w:r>
         <w:t>prod-images</w:t>
@@ -6813,15 +6782,7 @@
         <w:t>{{</w:t>
       </w:r>
       <w:r>
-        <w:t>previous-</w:t>
-      </w:r>
-      <w:proofErr w:type="spellStart"/>
-      <w:r>
-        <w:t>poc</w:t>
-      </w:r>
-      <w:proofErr w:type="spellEnd"/>
-      <w:r>
-        <w:t>-</w:t>
+        <w:t>previous-poc-</w:t>
       </w:r>
       <w:r>
         <w:t>non-</w:t>
@@ -7519,15 +7480,7 @@
     </w:p>
     <w:p>
       <w:r>
-        <w:t>previous-</w:t>
-      </w:r>
-      <w:proofErr w:type="spellStart"/>
-      <w:r>
-        <w:t>poc</w:t>
-      </w:r>
-      <w:proofErr w:type="spellEnd"/>
-      <w:r>
-        <w:t>-</w:t>
+        <w:t>previous-poc-</w:t>
       </w:r>
       <w:r>
         <w:t>prod-images</w:t>
@@ -7571,15 +7524,7 @@
     </w:p>
     <w:p>
       <w:r>
-        <w:t>previous-</w:t>
-      </w:r>
-      <w:proofErr w:type="spellStart"/>
-      <w:r>
-        <w:t>poc</w:t>
-      </w:r>
-      <w:proofErr w:type="spellEnd"/>
-      <w:r>
-        <w:t>-non-</w:t>
+        <w:t>previous-poc-non-</w:t>
       </w:r>
       <w:r>
         <w:t>prod-images</w:t>
@@ -9300,15 +9245,7 @@
     </w:p>
     <w:p>
       <w:r>
-        <w:t>previous-</w:t>
-      </w:r>
-      <w:proofErr w:type="spellStart"/>
-      <w:r>
-        <w:t>poc</w:t>
-      </w:r>
-      <w:proofErr w:type="spellEnd"/>
-      <w:r>
-        <w:t>-</w:t>
+        <w:t>previous-poc-</w:t>
       </w:r>
       <w:r>
         <w:t>prod-images</w:t>
@@ -9352,15 +9289,7 @@
     </w:p>
     <w:p>
       <w:r>
-        <w:t>previous-</w:t>
-      </w:r>
-      <w:proofErr w:type="spellStart"/>
-      <w:r>
-        <w:t>poc</w:t>
-      </w:r>
-      <w:proofErr w:type="spellEnd"/>
-      <w:r>
-        <w:t>-non-</w:t>
+        <w:t>previous-poc-non-</w:t>
       </w:r>
       <w:r>
         <w:t>prod-images</w:t>
@@ -10032,7 +9961,7 @@
 </file>
 
 <file path=word/endnotes.xml><?xml version="1.0" encoding="utf-8"?>
-<w:endnotes xmlns:wpc="http://schemas.microsoft.com/office/word/2010/wordprocessingCanvas" xmlns:cx="http://schemas.microsoft.com/office/drawing/2014/chartex" xmlns:cx1="http://schemas.microsoft.com/office/drawing/2015/9/8/chartex" xmlns:cx2="http://schemas.microsoft.com/office/drawing/2015/10/21/chartex" xmlns:cx3="http://schemas.microsoft.com/office/drawing/2016/5/9/chartex" xmlns:cx4="http://schemas.microsoft.com/office/drawing/2016/5/10/chartex" xmlns:cx5="http://schemas.microsoft.com/office/drawing/2016/5/11/chartex" xmlns:cx6="http://schemas.microsoft.com/office/drawing/2016/5/12/chartex" xmlns:cx7="http://schemas.microsoft.com/office/drawing/2016/5/13/chartex" xmlns:cx8="http://schemas.microsoft.com/office/drawing/2016/5/14/chartex" xmlns:mc="http://schemas.openxmlformats.org/markup-compatibility/2006" xmlns:aink="http://schemas.microsoft.com/office/drawing/2016/ink" xmlns:am3d="http://schemas.microsoft.com/office/drawing/2017/model3d" xmlns:o="urn:schemas-microsoft-com:office:office" xmlns:oel="http://schemas.microsoft.com/office/2019/extlst" xmlns:r="http://schemas.openxmlformats.org/officeDocument/2006/relationships" xmlns:m="http://schemas.openxmlformats.org/officeDocument/2006/math" xmlns:v="urn:schemas-microsoft-com:vml" xmlns:wp14="http://schemas.microsoft.com/office/word/2010/wordprocessingDrawing" xmlns:wp="http://schemas.openxmlformats.org/drawingml/2006/wordprocessingDrawing" xmlns:w10="urn:schemas-microsoft-com:office:word" xmlns:w="http://schemas.openxmlformats.org/wordprocessingml/2006/main" xmlns:w14="http://schemas.microsoft.com/office/word/2010/wordml" xmlns:w15="http://schemas.microsoft.com/office/word/2012/wordml" xmlns:w16cei="http://schemas.microsoft.com/office/word/2026/wordml/cei" xmlns:w16cex="http://schemas.microsoft.com/office/word/2018/wordml/cex" xmlns:w16cid="http://schemas.microsoft.com/office/word/2016/wordml/cid" xmlns:w16="http://schemas.microsoft.com/office/word/2018/wordml" xmlns:w16du="http://schemas.microsoft.com/office/word/2023/wordml/word16du" xmlns:w16sdtdh="http://schemas.microsoft.com/office/word/2020/wordml/sdtdatahash" xmlns:w16sdtfl="http://schemas.microsoft.com/office/word/2024/wordml/sdtformatlock" xmlns:w16se="http://schemas.microsoft.com/office/word/2015/wordml/symex" xmlns:wpg="http://schemas.microsoft.com/office/word/2010/wordprocessingGroup" xmlns:wpi="http://schemas.microsoft.com/office/word/2010/wordprocessingInk" xmlns:wne="http://schemas.microsoft.com/office/word/2006/wordml" xmlns:wps="http://schemas.microsoft.com/office/word/2010/wordprocessingShape" mc:Ignorable="w14 w15 w16se w16cid w16 w16cex w16sdtdh w16sdtfl w16du wp14">
+<w:endnotes xmlns:wpc="http://schemas.microsoft.com/office/word/2010/wordprocessingCanvas" xmlns:cx="http://schemas.microsoft.com/office/drawing/2014/chartex" xmlns:cx1="http://schemas.microsoft.com/office/drawing/2015/9/8/chartex" xmlns:cx2="http://schemas.microsoft.com/office/drawing/2015/10/21/chartex" xmlns:cx3="http://schemas.microsoft.com/office/drawing/2016/5/9/chartex" xmlns:cx4="http://schemas.microsoft.com/office/drawing/2016/5/10/chartex" xmlns:cx5="http://schemas.microsoft.com/office/drawing/2016/5/11/chartex" xmlns:cx6="http://schemas.microsoft.com/office/drawing/2016/5/12/chartex" xmlns:cx7="http://schemas.microsoft.com/office/drawing/2016/5/13/chartex" xmlns:cx8="http://schemas.microsoft.com/office/drawing/2016/5/14/chartex" xmlns:mc="http://schemas.openxmlformats.org/markup-compatibility/2006" xmlns:aink="http://schemas.microsoft.com/office/drawing/2016/ink" xmlns:am3d="http://schemas.microsoft.com/office/drawing/2017/model3d" xmlns:o="urn:schemas-microsoft-com:office:office" xmlns:oel="http://schemas.microsoft.com/office/2019/extlst" xmlns:r="http://schemas.openxmlformats.org/officeDocument/2006/relationships" xmlns:m="http://schemas.openxmlformats.org/officeDocument/2006/math" xmlns:v="urn:schemas-microsoft-com:vml" xmlns:wp14="http://schemas.microsoft.com/office/word/2010/wordprocessingDrawing" xmlns:wp="http://schemas.openxmlformats.org/drawingml/2006/wordprocessingDrawing" xmlns:w10="urn:schemas-microsoft-com:office:word" xmlns:w="http://schemas.openxmlformats.org/wordprocessingml/2006/main" xmlns:w14="http://schemas.microsoft.com/office/word/2010/wordml" xmlns:w15="http://schemas.microsoft.com/office/word/2012/wordml" xmlns:w16cex="http://schemas.microsoft.com/office/word/2018/wordml/cex" xmlns:w16cid="http://schemas.microsoft.com/office/word/2016/wordml/cid" xmlns:w16="http://schemas.microsoft.com/office/word/2018/wordml" xmlns:w16du="http://schemas.microsoft.com/office/word/2023/wordml/word16du" xmlns:w16sdtdh="http://schemas.microsoft.com/office/word/2020/wordml/sdtdatahash" xmlns:w16sdtfl="http://schemas.microsoft.com/office/word/2024/wordml/sdtformatlock" xmlns:w16se="http://schemas.microsoft.com/office/word/2015/wordml/symex" xmlns:wpg="http://schemas.microsoft.com/office/word/2010/wordprocessingGroup" xmlns:wpi="http://schemas.microsoft.com/office/word/2010/wordprocessingInk" xmlns:wne="http://schemas.microsoft.com/office/word/2006/wordml" xmlns:wps="http://schemas.microsoft.com/office/word/2010/wordprocessingShape" mc:Ignorable="w14 w15 w16se w16cid w16 w16cex w16sdtdh w16sdtfl w16du wp14">
   <w:endnote w:type="separator" w:id="-1">
     <w:p>
       <w:r>
@@ -10051,7 +9980,7 @@
 </file>
 
 <file path=word/footer1.xml><?xml version="1.0" encoding="utf-8"?>
-<w:ftr xmlns:wpc="http://schemas.microsoft.com/office/word/2010/wordprocessingCanvas" xmlns:cx="http://schemas.microsoft.com/office/drawing/2014/chartex" xmlns:cx1="http://schemas.microsoft.com/office/drawing/2015/9/8/chartex" xmlns:cx2="http://schemas.microsoft.com/office/drawing/2015/10/21/chartex" xmlns:cx3="http://schemas.microsoft.com/office/drawing/2016/5/9/chartex" xmlns:cx4="http://schemas.microsoft.com/office/drawing/2016/5/10/chartex" xmlns:cx5="http://schemas.microsoft.com/office/drawing/2016/5/11/chartex" xmlns:cx6="http://schemas.microsoft.com/office/drawing/2016/5/12/chartex" xmlns:cx7="http://schemas.microsoft.com/office/drawing/2016/5/13/chartex" xmlns:cx8="http://schemas.microsoft.com/office/drawing/2016/5/14/chartex" xmlns:mc="http://schemas.openxmlformats.org/markup-compatibility/2006" xmlns:aink="http://schemas.microsoft.com/office/drawing/2016/ink" xmlns:am3d="http://schemas.microsoft.com/office/drawing/2017/model3d" xmlns:o="urn:schemas-microsoft-com:office:office" xmlns:oel="http://schemas.microsoft.com/office/2019/extlst" xmlns:r="http://schemas.openxmlformats.org/officeDocument/2006/relationships" xmlns:m="http://schemas.openxmlformats.org/officeDocument/2006/math" xmlns:v="urn:schemas-microsoft-com:vml" xmlns:wp14="http://schemas.microsoft.com/office/word/2010/wordprocessingDrawing" xmlns:wp="http://schemas.openxmlformats.org/drawingml/2006/wordprocessingDrawing" xmlns:w10="urn:schemas-microsoft-com:office:word" xmlns:w="http://schemas.openxmlformats.org/wordprocessingml/2006/main" xmlns:w14="http://schemas.microsoft.com/office/word/2010/wordml" xmlns:w15="http://schemas.microsoft.com/office/word/2012/wordml" xmlns:w16cei="http://schemas.microsoft.com/office/word/2026/wordml/cei" xmlns:w16cex="http://schemas.microsoft.com/office/word/2018/wordml/cex" xmlns:w16cid="http://schemas.microsoft.com/office/word/2016/wordml/cid" xmlns:w16="http://schemas.microsoft.com/office/word/2018/wordml" xmlns:w16du="http://schemas.microsoft.com/office/word/2023/wordml/word16du" xmlns:w16sdtdh="http://schemas.microsoft.com/office/word/2020/wordml/sdtdatahash" xmlns:w16sdtfl="http://schemas.microsoft.com/office/word/2024/wordml/sdtformatlock" xmlns:w16se="http://schemas.microsoft.com/office/word/2015/wordml/symex" xmlns:wpg="http://schemas.microsoft.com/office/word/2010/wordprocessingGroup" xmlns:wpi="http://schemas.microsoft.com/office/word/2010/wordprocessingInk" xmlns:wne="http://schemas.microsoft.com/office/word/2006/wordml" xmlns:wps="http://schemas.microsoft.com/office/word/2010/wordprocessingShape" mc:Ignorable="w14 w15 w16se w16cid w16 w16cex w16sdtdh w16sdtfl w16du wp14">
+<w:ftr xmlns:wpc="http://schemas.microsoft.com/office/word/2010/wordprocessingCanvas" xmlns:cx="http://schemas.microsoft.com/office/drawing/2014/chartex" xmlns:cx1="http://schemas.microsoft.com/office/drawing/2015/9/8/chartex" xmlns:cx2="http://schemas.microsoft.com/office/drawing/2015/10/21/chartex" xmlns:cx3="http://schemas.microsoft.com/office/drawing/2016/5/9/chartex" xmlns:cx4="http://schemas.microsoft.com/office/drawing/2016/5/10/chartex" xmlns:cx5="http://schemas.microsoft.com/office/drawing/2016/5/11/chartex" xmlns:cx6="http://schemas.microsoft.com/office/drawing/2016/5/12/chartex" xmlns:cx7="http://schemas.microsoft.com/office/drawing/2016/5/13/chartex" xmlns:cx8="http://schemas.microsoft.com/office/drawing/2016/5/14/chartex" xmlns:mc="http://schemas.openxmlformats.org/markup-compatibility/2006" xmlns:aink="http://schemas.microsoft.com/office/drawing/2016/ink" xmlns:am3d="http://schemas.microsoft.com/office/drawing/2017/model3d" xmlns:o="urn:schemas-microsoft-com:office:office" xmlns:oel="http://schemas.microsoft.com/office/2019/extlst" xmlns:r="http://schemas.openxmlformats.org/officeDocument/2006/relationships" xmlns:m="http://schemas.openxmlformats.org/officeDocument/2006/math" xmlns:v="urn:schemas-microsoft-com:vml" xmlns:wp14="http://schemas.microsoft.com/office/word/2010/wordprocessingDrawing" xmlns:wp="http://schemas.openxmlformats.org/drawingml/2006/wordprocessingDrawing" xmlns:w10="urn:schemas-microsoft-com:office:word" xmlns:w="http://schemas.openxmlformats.org/wordprocessingml/2006/main" xmlns:w14="http://schemas.microsoft.com/office/word/2010/wordml" xmlns:w15="http://schemas.microsoft.com/office/word/2012/wordml" xmlns:w16cex="http://schemas.microsoft.com/office/word/2018/wordml/cex" xmlns:w16cid="http://schemas.microsoft.com/office/word/2016/wordml/cid" xmlns:w16="http://schemas.microsoft.com/office/word/2018/wordml" xmlns:w16du="http://schemas.microsoft.com/office/word/2023/wordml/word16du" xmlns:w16sdtdh="http://schemas.microsoft.com/office/word/2020/wordml/sdtdatahash" xmlns:w16sdtfl="http://schemas.microsoft.com/office/word/2024/wordml/sdtformatlock" xmlns:w16se="http://schemas.microsoft.com/office/word/2015/wordml/symex" xmlns:wpg="http://schemas.microsoft.com/office/word/2010/wordprocessingGroup" xmlns:wpi="http://schemas.microsoft.com/office/word/2010/wordprocessingInk" xmlns:wne="http://schemas.microsoft.com/office/word/2006/wordml" xmlns:wps="http://schemas.microsoft.com/office/word/2010/wordprocessingShape" mc:Ignorable="w14 w15 w16se w16cid w16 w16cex w16sdtdh w16sdtfl w16du wp14">
   <w:p>
     <w:pPr>
       <w:pStyle w:val="Footer"/>
@@ -10231,7 +10160,7 @@
 </file>
 
 <file path=word/footer2.xml><?xml version="1.0" encoding="utf-8"?>
-<w:ftr xmlns:wpc="http://schemas.microsoft.com/office/word/2010/wordprocessingCanvas" xmlns:cx="http://schemas.microsoft.com/office/drawing/2014/chartex" xmlns:cx1="http://schemas.microsoft.com/office/drawing/2015/9/8/chartex" xmlns:cx2="http://schemas.microsoft.com/office/drawing/2015/10/21/chartex" xmlns:cx3="http://schemas.microsoft.com/office/drawing/2016/5/9/chartex" xmlns:cx4="http://schemas.microsoft.com/office/drawing/2016/5/10/chartex" xmlns:cx5="http://schemas.microsoft.com/office/drawing/2016/5/11/chartex" xmlns:cx6="http://schemas.microsoft.com/office/drawing/2016/5/12/chartex" xmlns:cx7="http://schemas.microsoft.com/office/drawing/2016/5/13/chartex" xmlns:cx8="http://schemas.microsoft.com/office/drawing/2016/5/14/chartex" xmlns:mc="http://schemas.openxmlformats.org/markup-compatibility/2006" xmlns:aink="http://schemas.microsoft.com/office/drawing/2016/ink" xmlns:am3d="http://schemas.microsoft.com/office/drawing/2017/model3d" xmlns:o="urn:schemas-microsoft-com:office:office" xmlns:oel="http://schemas.microsoft.com/office/2019/extlst" xmlns:r="http://schemas.openxmlformats.org/officeDocument/2006/relationships" xmlns:m="http://schemas.openxmlformats.org/officeDocument/2006/math" xmlns:v="urn:schemas-microsoft-com:vml" xmlns:wp14="http://schemas.microsoft.com/office/word/2010/wordprocessingDrawing" xmlns:wp="http://schemas.openxmlformats.org/drawingml/2006/wordprocessingDrawing" xmlns:w10="urn:schemas-microsoft-com:office:word" xmlns:w="http://schemas.openxmlformats.org/wordprocessingml/2006/main" xmlns:w14="http://schemas.microsoft.com/office/word/2010/wordml" xmlns:w15="http://schemas.microsoft.com/office/word/2012/wordml" xmlns:w16cei="http://schemas.microsoft.com/office/word/2026/wordml/cei" xmlns:w16cex="http://schemas.microsoft.com/office/word/2018/wordml/cex" xmlns:w16cid="http://schemas.microsoft.com/office/word/2016/wordml/cid" xmlns:w16="http://schemas.microsoft.com/office/word/2018/wordml" xmlns:w16du="http://schemas.microsoft.com/office/word/2023/wordml/word16du" xmlns:w16sdtdh="http://schemas.microsoft.com/office/word/2020/wordml/sdtdatahash" xmlns:w16sdtfl="http://schemas.microsoft.com/office/word/2024/wordml/sdtformatlock" xmlns:w16se="http://schemas.microsoft.com/office/word/2015/wordml/symex" xmlns:wpg="http://schemas.microsoft.com/office/word/2010/wordprocessingGroup" xmlns:wpi="http://schemas.microsoft.com/office/word/2010/wordprocessingInk" xmlns:wne="http://schemas.microsoft.com/office/word/2006/wordml" xmlns:wps="http://schemas.microsoft.com/office/word/2010/wordprocessingShape" mc:Ignorable="w14 w15 w16se w16cid w16 w16cex w16sdtdh w16sdtfl w16du wp14">
+<w:ftr xmlns:wpc="http://schemas.microsoft.com/office/word/2010/wordprocessingCanvas" xmlns:cx="http://schemas.microsoft.com/office/drawing/2014/chartex" xmlns:cx1="http://schemas.microsoft.com/office/drawing/2015/9/8/chartex" xmlns:cx2="http://schemas.microsoft.com/office/drawing/2015/10/21/chartex" xmlns:cx3="http://schemas.microsoft.com/office/drawing/2016/5/9/chartex" xmlns:cx4="http://schemas.microsoft.com/office/drawing/2016/5/10/chartex" xmlns:cx5="http://schemas.microsoft.com/office/drawing/2016/5/11/chartex" xmlns:cx6="http://schemas.microsoft.com/office/drawing/2016/5/12/chartex" xmlns:cx7="http://schemas.microsoft.com/office/drawing/2016/5/13/chartex" xmlns:cx8="http://schemas.microsoft.com/office/drawing/2016/5/14/chartex" xmlns:mc="http://schemas.openxmlformats.org/markup-compatibility/2006" xmlns:aink="http://schemas.microsoft.com/office/drawing/2016/ink" xmlns:am3d="http://schemas.microsoft.com/office/drawing/2017/model3d" xmlns:o="urn:schemas-microsoft-com:office:office" xmlns:oel="http://schemas.microsoft.com/office/2019/extlst" xmlns:r="http://schemas.openxmlformats.org/officeDocument/2006/relationships" xmlns:m="http://schemas.openxmlformats.org/officeDocument/2006/math" xmlns:v="urn:schemas-microsoft-com:vml" xmlns:wp14="http://schemas.microsoft.com/office/word/2010/wordprocessingDrawing" xmlns:wp="http://schemas.openxmlformats.org/drawingml/2006/wordprocessingDrawing" xmlns:w10="urn:schemas-microsoft-com:office:word" xmlns:w="http://schemas.openxmlformats.org/wordprocessingml/2006/main" xmlns:w14="http://schemas.microsoft.com/office/word/2010/wordml" xmlns:w15="http://schemas.microsoft.com/office/word/2012/wordml" xmlns:w16cex="http://schemas.microsoft.com/office/word/2018/wordml/cex" xmlns:w16cid="http://schemas.microsoft.com/office/word/2016/wordml/cid" xmlns:w16="http://schemas.microsoft.com/office/word/2018/wordml" xmlns:w16du="http://schemas.microsoft.com/office/word/2023/wordml/word16du" xmlns:w16sdtdh="http://schemas.microsoft.com/office/word/2020/wordml/sdtdatahash" xmlns:w16sdtfl="http://schemas.microsoft.com/office/word/2024/wordml/sdtformatlock" xmlns:w16se="http://schemas.microsoft.com/office/word/2015/wordml/symex" xmlns:wpg="http://schemas.microsoft.com/office/word/2010/wordprocessingGroup" xmlns:wpi="http://schemas.microsoft.com/office/word/2010/wordprocessingInk" xmlns:wne="http://schemas.microsoft.com/office/word/2006/wordml" xmlns:wps="http://schemas.microsoft.com/office/word/2010/wordprocessingShape" mc:Ignorable="w14 w15 w16se w16cid w16 w16cex w16sdtdh w16sdtfl w16du wp14">
   <w:p>
     <w:pPr>
       <w:pStyle w:val="Footer"/>
@@ -10560,7 +10489,7 @@
 </file>
 
 <file path=word/footer3.xml><?xml version="1.0" encoding="utf-8"?>
-<w:ftr xmlns:wpc="http://schemas.microsoft.com/office/word/2010/wordprocessingCanvas" xmlns:cx="http://schemas.microsoft.com/office/drawing/2014/chartex" xmlns:cx1="http://schemas.microsoft.com/office/drawing/2015/9/8/chartex" xmlns:cx2="http://schemas.microsoft.com/office/drawing/2015/10/21/chartex" xmlns:cx3="http://schemas.microsoft.com/office/drawing/2016/5/9/chartex" xmlns:cx4="http://schemas.microsoft.com/office/drawing/2016/5/10/chartex" xmlns:cx5="http://schemas.microsoft.com/office/drawing/2016/5/11/chartex" xmlns:cx6="http://schemas.microsoft.com/office/drawing/2016/5/12/chartex" xmlns:cx7="http://schemas.microsoft.com/office/drawing/2016/5/13/chartex" xmlns:cx8="http://schemas.microsoft.com/office/drawing/2016/5/14/chartex" xmlns:mc="http://schemas.openxmlformats.org/markup-compatibility/2006" xmlns:aink="http://schemas.microsoft.com/office/drawing/2016/ink" xmlns:am3d="http://schemas.microsoft.com/office/drawing/2017/model3d" xmlns:o="urn:schemas-microsoft-com:office:office" xmlns:oel="http://schemas.microsoft.com/office/2019/extlst" xmlns:r="http://schemas.openxmlformats.org/officeDocument/2006/relationships" xmlns:m="http://schemas.openxmlformats.org/officeDocument/2006/math" xmlns:v="urn:schemas-microsoft-com:vml" xmlns:wp14="http://schemas.microsoft.com/office/word/2010/wordprocessingDrawing" xmlns:wp="http://schemas.openxmlformats.org/drawingml/2006/wordprocessingDrawing" xmlns:w10="urn:schemas-microsoft-com:office:word" xmlns:w="http://schemas.openxmlformats.org/wordprocessingml/2006/main" xmlns:w14="http://schemas.microsoft.com/office/word/2010/wordml" xmlns:w15="http://schemas.microsoft.com/office/word/2012/wordml" xmlns:w16cei="http://schemas.microsoft.com/office/word/2026/wordml/cei" xmlns:w16cex="http://schemas.microsoft.com/office/word/2018/wordml/cex" xmlns:w16cid="http://schemas.microsoft.com/office/word/2016/wordml/cid" xmlns:w16="http://schemas.microsoft.com/office/word/2018/wordml" xmlns:w16du="http://schemas.microsoft.com/office/word/2023/wordml/word16du" xmlns:w16sdtdh="http://schemas.microsoft.com/office/word/2020/wordml/sdtdatahash" xmlns:w16sdtfl="http://schemas.microsoft.com/office/word/2024/wordml/sdtformatlock" xmlns:w16se="http://schemas.microsoft.com/office/word/2015/wordml/symex" xmlns:wpg="http://schemas.microsoft.com/office/word/2010/wordprocessingGroup" xmlns:wpi="http://schemas.microsoft.com/office/word/2010/wordprocessingInk" xmlns:wne="http://schemas.microsoft.com/office/word/2006/wordml" xmlns:wps="http://schemas.microsoft.com/office/word/2010/wordprocessingShape" mc:Ignorable="w14 w15 w16se w16cid w16 w16cex w16sdtdh w16sdtfl w16du wp14">
+<w:ftr xmlns:wpc="http://schemas.microsoft.com/office/word/2010/wordprocessingCanvas" xmlns:cx="http://schemas.microsoft.com/office/drawing/2014/chartex" xmlns:cx1="http://schemas.microsoft.com/office/drawing/2015/9/8/chartex" xmlns:cx2="http://schemas.microsoft.com/office/drawing/2015/10/21/chartex" xmlns:cx3="http://schemas.microsoft.com/office/drawing/2016/5/9/chartex" xmlns:cx4="http://schemas.microsoft.com/office/drawing/2016/5/10/chartex" xmlns:cx5="http://schemas.microsoft.com/office/drawing/2016/5/11/chartex" xmlns:cx6="http://schemas.microsoft.com/office/drawing/2016/5/12/chartex" xmlns:cx7="http://schemas.microsoft.com/office/drawing/2016/5/13/chartex" xmlns:cx8="http://schemas.microsoft.com/office/drawing/2016/5/14/chartex" xmlns:mc="http://schemas.openxmlformats.org/markup-compatibility/2006" xmlns:aink="http://schemas.microsoft.com/office/drawing/2016/ink" xmlns:am3d="http://schemas.microsoft.com/office/drawing/2017/model3d" xmlns:o="urn:schemas-microsoft-com:office:office" xmlns:oel="http://schemas.microsoft.com/office/2019/extlst" xmlns:r="http://schemas.openxmlformats.org/officeDocument/2006/relationships" xmlns:m="http://schemas.openxmlformats.org/officeDocument/2006/math" xmlns:v="urn:schemas-microsoft-com:vml" xmlns:wp14="http://schemas.microsoft.com/office/word/2010/wordprocessingDrawing" xmlns:wp="http://schemas.openxmlformats.org/drawingml/2006/wordprocessingDrawing" xmlns:w10="urn:schemas-microsoft-com:office:word" xmlns:w="http://schemas.openxmlformats.org/wordprocessingml/2006/main" xmlns:w14="http://schemas.microsoft.com/office/word/2010/wordml" xmlns:w15="http://schemas.microsoft.com/office/word/2012/wordml" xmlns:w16cex="http://schemas.microsoft.com/office/word/2018/wordml/cex" xmlns:w16cid="http://schemas.microsoft.com/office/word/2016/wordml/cid" xmlns:w16="http://schemas.microsoft.com/office/word/2018/wordml" xmlns:w16du="http://schemas.microsoft.com/office/word/2023/wordml/word16du" xmlns:w16sdtdh="http://schemas.microsoft.com/office/word/2020/wordml/sdtdatahash" xmlns:w16sdtfl="http://schemas.microsoft.com/office/word/2024/wordml/sdtformatlock" xmlns:w16se="http://schemas.microsoft.com/office/word/2015/wordml/symex" xmlns:wpg="http://schemas.microsoft.com/office/word/2010/wordprocessingGroup" xmlns:wpi="http://schemas.microsoft.com/office/word/2010/wordprocessingInk" xmlns:wne="http://schemas.microsoft.com/office/word/2006/wordml" xmlns:wps="http://schemas.microsoft.com/office/word/2010/wordprocessingShape" mc:Ignorable="w14 w15 w16se w16cid w16 w16cex w16sdtdh w16sdtfl w16du wp14">
   <w:p>
     <w:pPr>
       <w:pStyle w:val="Footer"/>
@@ -10669,7 +10598,7 @@
 </file>
 
 <file path=word/footer4.xml><?xml version="1.0" encoding="utf-8"?>
-<w:ftr xmlns:wpc="http://schemas.microsoft.com/office/word/2010/wordprocessingCanvas" xmlns:cx="http://schemas.microsoft.com/office/drawing/2014/chartex" xmlns:cx1="http://schemas.microsoft.com/office/drawing/2015/9/8/chartex" xmlns:cx2="http://schemas.microsoft.com/office/drawing/2015/10/21/chartex" xmlns:cx3="http://schemas.microsoft.com/office/drawing/2016/5/9/chartex" xmlns:cx4="http://schemas.microsoft.com/office/drawing/2016/5/10/chartex" xmlns:cx5="http://schemas.microsoft.com/office/drawing/2016/5/11/chartex" xmlns:cx6="http://schemas.microsoft.com/office/drawing/2016/5/12/chartex" xmlns:cx7="http://schemas.microsoft.com/office/drawing/2016/5/13/chartex" xmlns:cx8="http://schemas.microsoft.com/office/drawing/2016/5/14/chartex" xmlns:mc="http://schemas.openxmlformats.org/markup-compatibility/2006" xmlns:aink="http://schemas.microsoft.com/office/drawing/2016/ink" xmlns:am3d="http://schemas.microsoft.com/office/drawing/2017/model3d" xmlns:o="urn:schemas-microsoft-com:office:office" xmlns:oel="http://schemas.microsoft.com/office/2019/extlst" xmlns:r="http://schemas.openxmlformats.org/officeDocument/2006/relationships" xmlns:m="http://schemas.openxmlformats.org/officeDocument/2006/math" xmlns:v="urn:schemas-microsoft-com:vml" xmlns:wp14="http://schemas.microsoft.com/office/word/2010/wordprocessingDrawing" xmlns:wp="http://schemas.openxmlformats.org/drawingml/2006/wordprocessingDrawing" xmlns:w10="urn:schemas-microsoft-com:office:word" xmlns:w="http://schemas.openxmlformats.org/wordprocessingml/2006/main" xmlns:w14="http://schemas.microsoft.com/office/word/2010/wordml" xmlns:w15="http://schemas.microsoft.com/office/word/2012/wordml" xmlns:w16cei="http://schemas.microsoft.com/office/word/2026/wordml/cei" xmlns:w16cex="http://schemas.microsoft.com/office/word/2018/wordml/cex" xmlns:w16cid="http://schemas.microsoft.com/office/word/2016/wordml/cid" xmlns:w16="http://schemas.microsoft.com/office/word/2018/wordml" xmlns:w16du="http://schemas.microsoft.com/office/word/2023/wordml/word16du" xmlns:w16sdtdh="http://schemas.microsoft.com/office/word/2020/wordml/sdtdatahash" xmlns:w16sdtfl="http://schemas.microsoft.com/office/word/2024/wordml/sdtformatlock" xmlns:w16se="http://schemas.microsoft.com/office/word/2015/wordml/symex" xmlns:wpg="http://schemas.microsoft.com/office/word/2010/wordprocessingGroup" xmlns:wpi="http://schemas.microsoft.com/office/word/2010/wordprocessingInk" xmlns:wne="http://schemas.microsoft.com/office/word/2006/wordml" xmlns:wps="http://schemas.microsoft.com/office/word/2010/wordprocessingShape" mc:Ignorable="w14 w15 w16se w16cid w16 w16cex w16sdtdh w16sdtfl w16du wp14">
+<w:ftr xmlns:wpc="http://schemas.microsoft.com/office/word/2010/wordprocessingCanvas" xmlns:cx="http://schemas.microsoft.com/office/drawing/2014/chartex" xmlns:cx1="http://schemas.microsoft.com/office/drawing/2015/9/8/chartex" xmlns:cx2="http://schemas.microsoft.com/office/drawing/2015/10/21/chartex" xmlns:cx3="http://schemas.microsoft.com/office/drawing/2016/5/9/chartex" xmlns:cx4="http://schemas.microsoft.com/office/drawing/2016/5/10/chartex" xmlns:cx5="http://schemas.microsoft.com/office/drawing/2016/5/11/chartex" xmlns:cx6="http://schemas.microsoft.com/office/drawing/2016/5/12/chartex" xmlns:cx7="http://schemas.microsoft.com/office/drawing/2016/5/13/chartex" xmlns:cx8="http://schemas.microsoft.com/office/drawing/2016/5/14/chartex" xmlns:mc="http://schemas.openxmlformats.org/markup-compatibility/2006" xmlns:aink="http://schemas.microsoft.com/office/drawing/2016/ink" xmlns:am3d="http://schemas.microsoft.com/office/drawing/2017/model3d" xmlns:o="urn:schemas-microsoft-com:office:office" xmlns:oel="http://schemas.microsoft.com/office/2019/extlst" xmlns:r="http://schemas.openxmlformats.org/officeDocument/2006/relationships" xmlns:m="http://schemas.openxmlformats.org/officeDocument/2006/math" xmlns:v="urn:schemas-microsoft-com:vml" xmlns:wp14="http://schemas.microsoft.com/office/word/2010/wordprocessingDrawing" xmlns:wp="http://schemas.openxmlformats.org/drawingml/2006/wordprocessingDrawing" xmlns:w10="urn:schemas-microsoft-com:office:word" xmlns:w="http://schemas.openxmlformats.org/wordprocessingml/2006/main" xmlns:w14="http://schemas.microsoft.com/office/word/2010/wordml" xmlns:w15="http://schemas.microsoft.com/office/word/2012/wordml" xmlns:w16cex="http://schemas.microsoft.com/office/word/2018/wordml/cex" xmlns:w16cid="http://schemas.microsoft.com/office/word/2016/wordml/cid" xmlns:w16="http://schemas.microsoft.com/office/word/2018/wordml" xmlns:w16du="http://schemas.microsoft.com/office/word/2023/wordml/word16du" xmlns:w16sdtdh="http://schemas.microsoft.com/office/word/2020/wordml/sdtdatahash" xmlns:w16sdtfl="http://schemas.microsoft.com/office/word/2024/wordml/sdtformatlock" xmlns:w16se="http://schemas.microsoft.com/office/word/2015/wordml/symex" xmlns:wpg="http://schemas.microsoft.com/office/word/2010/wordprocessingGroup" xmlns:wpi="http://schemas.microsoft.com/office/word/2010/wordprocessingInk" xmlns:wne="http://schemas.microsoft.com/office/word/2006/wordml" xmlns:wps="http://schemas.microsoft.com/office/word/2010/wordprocessingShape" mc:Ignorable="w14 w15 w16se w16cid w16 w16cex w16sdtdh w16sdtfl w16du wp14">
   <w:p>
     <w:pPr>
       <w:pStyle w:val="Footer"/>
@@ -10778,7 +10707,7 @@
 </file>
 
 <file path=word/footer5.xml><?xml version="1.0" encoding="utf-8"?>
-<w:ftr xmlns:wpc="http://schemas.microsoft.com/office/word/2010/wordprocessingCanvas" xmlns:cx="http://schemas.microsoft.com/office/drawing/2014/chartex" xmlns:cx1="http://schemas.microsoft.com/office/drawing/2015/9/8/chartex" xmlns:cx2="http://schemas.microsoft.com/office/drawing/2015/10/21/chartex" xmlns:cx3="http://schemas.microsoft.com/office/drawing/2016/5/9/chartex" xmlns:cx4="http://schemas.microsoft.com/office/drawing/2016/5/10/chartex" xmlns:cx5="http://schemas.microsoft.com/office/drawing/2016/5/11/chartex" xmlns:cx6="http://schemas.microsoft.com/office/drawing/2016/5/12/chartex" xmlns:cx7="http://schemas.microsoft.com/office/drawing/2016/5/13/chartex" xmlns:cx8="http://schemas.microsoft.com/office/drawing/2016/5/14/chartex" xmlns:mc="http://schemas.openxmlformats.org/markup-compatibility/2006" xmlns:aink="http://schemas.microsoft.com/office/drawing/2016/ink" xmlns:am3d="http://schemas.microsoft.com/office/drawing/2017/model3d" xmlns:o="urn:schemas-microsoft-com:office:office" xmlns:oel="http://schemas.microsoft.com/office/2019/extlst" xmlns:r="http://schemas.openxmlformats.org/officeDocument/2006/relationships" xmlns:m="http://schemas.openxmlformats.org/officeDocument/2006/math" xmlns:v="urn:schemas-microsoft-com:vml" xmlns:wp14="http://schemas.microsoft.com/office/word/2010/wordprocessingDrawing" xmlns:wp="http://schemas.openxmlformats.org/drawingml/2006/wordprocessingDrawing" xmlns:w10="urn:schemas-microsoft-com:office:word" xmlns:w="http://schemas.openxmlformats.org/wordprocessingml/2006/main" xmlns:w14="http://schemas.microsoft.com/office/word/2010/wordml" xmlns:w15="http://schemas.microsoft.com/office/word/2012/wordml" xmlns:w16cei="http://schemas.microsoft.com/office/word/2026/wordml/cei" xmlns:w16cex="http://schemas.microsoft.com/office/word/2018/wordml/cex" xmlns:w16cid="http://schemas.microsoft.com/office/word/2016/wordml/cid" xmlns:w16="http://schemas.microsoft.com/office/word/2018/wordml" xmlns:w16du="http://schemas.microsoft.com/office/word/2023/wordml/word16du" xmlns:w16sdtdh="http://schemas.microsoft.com/office/word/2020/wordml/sdtdatahash" xmlns:w16sdtfl="http://schemas.microsoft.com/office/word/2024/wordml/sdtformatlock" xmlns:w16se="http://schemas.microsoft.com/office/word/2015/wordml/symex" xmlns:wpg="http://schemas.microsoft.com/office/word/2010/wordprocessingGroup" xmlns:wpi="http://schemas.microsoft.com/office/word/2010/wordprocessingInk" xmlns:wne="http://schemas.microsoft.com/office/word/2006/wordml" xmlns:wps="http://schemas.microsoft.com/office/word/2010/wordprocessingShape" mc:Ignorable="w14 w15 w16se w16cid w16 w16cex w16sdtdh w16sdtfl w16du wp14">
+<w:ftr xmlns:wpc="http://schemas.microsoft.com/office/word/2010/wordprocessingCanvas" xmlns:cx="http://schemas.microsoft.com/office/drawing/2014/chartex" xmlns:cx1="http://schemas.microsoft.com/office/drawing/2015/9/8/chartex" xmlns:cx2="http://schemas.microsoft.com/office/drawing/2015/10/21/chartex" xmlns:cx3="http://schemas.microsoft.com/office/drawing/2016/5/9/chartex" xmlns:cx4="http://schemas.microsoft.com/office/drawing/2016/5/10/chartex" xmlns:cx5="http://schemas.microsoft.com/office/drawing/2016/5/11/chartex" xmlns:cx6="http://schemas.microsoft.com/office/drawing/2016/5/12/chartex" xmlns:cx7="http://schemas.microsoft.com/office/drawing/2016/5/13/chartex" xmlns:cx8="http://schemas.microsoft.com/office/drawing/2016/5/14/chartex" xmlns:mc="http://schemas.openxmlformats.org/markup-compatibility/2006" xmlns:aink="http://schemas.microsoft.com/office/drawing/2016/ink" xmlns:am3d="http://schemas.microsoft.com/office/drawing/2017/model3d" xmlns:o="urn:schemas-microsoft-com:office:office" xmlns:oel="http://schemas.microsoft.com/office/2019/extlst" xmlns:r="http://schemas.openxmlformats.org/officeDocument/2006/relationships" xmlns:m="http://schemas.openxmlformats.org/officeDocument/2006/math" xmlns:v="urn:schemas-microsoft-com:vml" xmlns:wp14="http://schemas.microsoft.com/office/word/2010/wordprocessingDrawing" xmlns:wp="http://schemas.openxmlformats.org/drawingml/2006/wordprocessingDrawing" xmlns:w10="urn:schemas-microsoft-com:office:word" xmlns:w="http://schemas.openxmlformats.org/wordprocessingml/2006/main" xmlns:w14="http://schemas.microsoft.com/office/word/2010/wordml" xmlns:w15="http://schemas.microsoft.com/office/word/2012/wordml" xmlns:w16cex="http://schemas.microsoft.com/office/word/2018/wordml/cex" xmlns:w16cid="http://schemas.microsoft.com/office/word/2016/wordml/cid" xmlns:w16="http://schemas.microsoft.com/office/word/2018/wordml" xmlns:w16du="http://schemas.microsoft.com/office/word/2023/wordml/word16du" xmlns:w16sdtdh="http://schemas.microsoft.com/office/word/2020/wordml/sdtdatahash" xmlns:w16sdtfl="http://schemas.microsoft.com/office/word/2024/wordml/sdtformatlock" xmlns:w16se="http://schemas.microsoft.com/office/word/2015/wordml/symex" xmlns:wpg="http://schemas.microsoft.com/office/word/2010/wordprocessingGroup" xmlns:wpi="http://schemas.microsoft.com/office/word/2010/wordprocessingInk" xmlns:wne="http://schemas.microsoft.com/office/word/2006/wordml" xmlns:wps="http://schemas.microsoft.com/office/word/2010/wordprocessingShape" mc:Ignorable="w14 w15 w16se w16cid w16 w16cex w16sdtdh w16sdtfl w16du wp14">
   <w:p>
     <w:pPr>
       <w:pStyle w:val="Footer"/>
@@ -11345,7 +11274,7 @@
 </file>
 
 <file path=word/footer6.xml><?xml version="1.0" encoding="utf-8"?>
-<w:ftr xmlns:wpc="http://schemas.microsoft.com/office/word/2010/wordprocessingCanvas" xmlns:cx="http://schemas.microsoft.com/office/drawing/2014/chartex" xmlns:cx1="http://schemas.microsoft.com/office/drawing/2015/9/8/chartex" xmlns:cx2="http://schemas.microsoft.com/office/drawing/2015/10/21/chartex" xmlns:cx3="http://schemas.microsoft.com/office/drawing/2016/5/9/chartex" xmlns:cx4="http://schemas.microsoft.com/office/drawing/2016/5/10/chartex" xmlns:cx5="http://schemas.microsoft.com/office/drawing/2016/5/11/chartex" xmlns:cx6="http://schemas.microsoft.com/office/drawing/2016/5/12/chartex" xmlns:cx7="http://schemas.microsoft.com/office/drawing/2016/5/13/chartex" xmlns:cx8="http://schemas.microsoft.com/office/drawing/2016/5/14/chartex" xmlns:mc="http://schemas.openxmlformats.org/markup-compatibility/2006" xmlns:aink="http://schemas.microsoft.com/office/drawing/2016/ink" xmlns:am3d="http://schemas.microsoft.com/office/drawing/2017/model3d" xmlns:o="urn:schemas-microsoft-com:office:office" xmlns:oel="http://schemas.microsoft.com/office/2019/extlst" xmlns:r="http://schemas.openxmlformats.org/officeDocument/2006/relationships" xmlns:m="http://schemas.openxmlformats.org/officeDocument/2006/math" xmlns:v="urn:schemas-microsoft-com:vml" xmlns:wp14="http://schemas.microsoft.com/office/word/2010/wordprocessingDrawing" xmlns:wp="http://schemas.openxmlformats.org/drawingml/2006/wordprocessingDrawing" xmlns:w10="urn:schemas-microsoft-com:office:word" xmlns:w="http://schemas.openxmlformats.org/wordprocessingml/2006/main" xmlns:w14="http://schemas.microsoft.com/office/word/2010/wordml" xmlns:w15="http://schemas.microsoft.com/office/word/2012/wordml" xmlns:w16cei="http://schemas.microsoft.com/office/word/2026/wordml/cei" xmlns:w16cex="http://schemas.microsoft.com/office/word/2018/wordml/cex" xmlns:w16cid="http://schemas.microsoft.com/office/word/2016/wordml/cid" xmlns:w16="http://schemas.microsoft.com/office/word/2018/wordml" xmlns:w16du="http://schemas.microsoft.com/office/word/2023/wordml/word16du" xmlns:w16sdtdh="http://schemas.microsoft.com/office/word/2020/wordml/sdtdatahash" xmlns:w16sdtfl="http://schemas.microsoft.com/office/word/2024/wordml/sdtformatlock" xmlns:w16se="http://schemas.microsoft.com/office/word/2015/wordml/symex" xmlns:wpg="http://schemas.microsoft.com/office/word/2010/wordprocessingGroup" xmlns:wpi="http://schemas.microsoft.com/office/word/2010/wordprocessingInk" xmlns:wne="http://schemas.microsoft.com/office/word/2006/wordml" xmlns:wps="http://schemas.microsoft.com/office/word/2010/wordprocessingShape" mc:Ignorable="w14 w15 w16se w16cid w16 w16cex w16sdtdh w16sdtfl w16du wp14">
+<w:ftr xmlns:wpc="http://schemas.microsoft.com/office/word/2010/wordprocessingCanvas" xmlns:cx="http://schemas.microsoft.com/office/drawing/2014/chartex" xmlns:cx1="http://schemas.microsoft.com/office/drawing/2015/9/8/chartex" xmlns:cx2="http://schemas.microsoft.com/office/drawing/2015/10/21/chartex" xmlns:cx3="http://schemas.microsoft.com/office/drawing/2016/5/9/chartex" xmlns:cx4="http://schemas.microsoft.com/office/drawing/2016/5/10/chartex" xmlns:cx5="http://schemas.microsoft.com/office/drawing/2016/5/11/chartex" xmlns:cx6="http://schemas.microsoft.com/office/drawing/2016/5/12/chartex" xmlns:cx7="http://schemas.microsoft.com/office/drawing/2016/5/13/chartex" xmlns:cx8="http://schemas.microsoft.com/office/drawing/2016/5/14/chartex" xmlns:mc="http://schemas.openxmlformats.org/markup-compatibility/2006" xmlns:aink="http://schemas.microsoft.com/office/drawing/2016/ink" xmlns:am3d="http://schemas.microsoft.com/office/drawing/2017/model3d" xmlns:o="urn:schemas-microsoft-com:office:office" xmlns:oel="http://schemas.microsoft.com/office/2019/extlst" xmlns:r="http://schemas.openxmlformats.org/officeDocument/2006/relationships" xmlns:m="http://schemas.openxmlformats.org/officeDocument/2006/math" xmlns:v="urn:schemas-microsoft-com:vml" xmlns:wp14="http://schemas.microsoft.com/office/word/2010/wordprocessingDrawing" xmlns:wp="http://schemas.openxmlformats.org/drawingml/2006/wordprocessingDrawing" xmlns:w10="urn:schemas-microsoft-com:office:word" xmlns:w="http://schemas.openxmlformats.org/wordprocessingml/2006/main" xmlns:w14="http://schemas.microsoft.com/office/word/2010/wordml" xmlns:w15="http://schemas.microsoft.com/office/word/2012/wordml" xmlns:w16cex="http://schemas.microsoft.com/office/word/2018/wordml/cex" xmlns:w16cid="http://schemas.microsoft.com/office/word/2016/wordml/cid" xmlns:w16="http://schemas.microsoft.com/office/word/2018/wordml" xmlns:w16du="http://schemas.microsoft.com/office/word/2023/wordml/word16du" xmlns:w16sdtdh="http://schemas.microsoft.com/office/word/2020/wordml/sdtdatahash" xmlns:w16sdtfl="http://schemas.microsoft.com/office/word/2024/wordml/sdtformatlock" xmlns:w16se="http://schemas.microsoft.com/office/word/2015/wordml/symex" xmlns:wpg="http://schemas.microsoft.com/office/word/2010/wordprocessingGroup" xmlns:wpi="http://schemas.microsoft.com/office/word/2010/wordprocessingInk" xmlns:wne="http://schemas.microsoft.com/office/word/2006/wordml" xmlns:wps="http://schemas.microsoft.com/office/word/2010/wordprocessingShape" mc:Ignorable="w14 w15 w16se w16cid w16 w16cex w16sdtdh w16sdtfl w16du wp14">
   <w:p>
     <w:pPr>
       <w:pStyle w:val="Footer"/>
@@ -11454,7 +11383,7 @@
 </file>
 
 <file path=word/footer7.xml><?xml version="1.0" encoding="utf-8"?>
-<w:ftr xmlns:wpc="http://schemas.microsoft.com/office/word/2010/wordprocessingCanvas" xmlns:cx="http://schemas.microsoft.com/office/drawing/2014/chartex" xmlns:cx1="http://schemas.microsoft.com/office/drawing/2015/9/8/chartex" xmlns:cx2="http://schemas.microsoft.com/office/drawing/2015/10/21/chartex" xmlns:cx3="http://schemas.microsoft.com/office/drawing/2016/5/9/chartex" xmlns:cx4="http://schemas.microsoft.com/office/drawing/2016/5/10/chartex" xmlns:cx5="http://schemas.microsoft.com/office/drawing/2016/5/11/chartex" xmlns:cx6="http://schemas.microsoft.com/office/drawing/2016/5/12/chartex" xmlns:cx7="http://schemas.microsoft.com/office/drawing/2016/5/13/chartex" xmlns:cx8="http://schemas.microsoft.com/office/drawing/2016/5/14/chartex" xmlns:mc="http://schemas.openxmlformats.org/markup-compatibility/2006" xmlns:aink="http://schemas.microsoft.com/office/drawing/2016/ink" xmlns:am3d="http://schemas.microsoft.com/office/drawing/2017/model3d" xmlns:o="urn:schemas-microsoft-com:office:office" xmlns:oel="http://schemas.microsoft.com/office/2019/extlst" xmlns:r="http://schemas.openxmlformats.org/officeDocument/2006/relationships" xmlns:m="http://schemas.openxmlformats.org/officeDocument/2006/math" xmlns:v="urn:schemas-microsoft-com:vml" xmlns:wp14="http://schemas.microsoft.com/office/word/2010/wordprocessingDrawing" xmlns:wp="http://schemas.openxmlformats.org/drawingml/2006/wordprocessingDrawing" xmlns:w10="urn:schemas-microsoft-com:office:word" xmlns:w="http://schemas.openxmlformats.org/wordprocessingml/2006/main" xmlns:w14="http://schemas.microsoft.com/office/word/2010/wordml" xmlns:w15="http://schemas.microsoft.com/office/word/2012/wordml" xmlns:w16cei="http://schemas.microsoft.com/office/word/2026/wordml/cei" xmlns:w16cex="http://schemas.microsoft.com/office/word/2018/wordml/cex" xmlns:w16cid="http://schemas.microsoft.com/office/word/2016/wordml/cid" xmlns:w16="http://schemas.microsoft.com/office/word/2018/wordml" xmlns:w16du="http://schemas.microsoft.com/office/word/2023/wordml/word16du" xmlns:w16sdtdh="http://schemas.microsoft.com/office/word/2020/wordml/sdtdatahash" xmlns:w16sdtfl="http://schemas.microsoft.com/office/word/2024/wordml/sdtformatlock" xmlns:w16se="http://schemas.microsoft.com/office/word/2015/wordml/symex" xmlns:wpg="http://schemas.microsoft.com/office/word/2010/wordprocessingGroup" xmlns:wpi="http://schemas.microsoft.com/office/word/2010/wordprocessingInk" xmlns:wne="http://schemas.microsoft.com/office/word/2006/wordml" xmlns:wps="http://schemas.microsoft.com/office/word/2010/wordprocessingShape" mc:Ignorable="w14 w15 w16se w16cid w16 w16cex w16sdtdh w16sdtfl w16du wp14">
+<w:ftr xmlns:wpc="http://schemas.microsoft.com/office/word/2010/wordprocessingCanvas" xmlns:cx="http://schemas.microsoft.com/office/drawing/2014/chartex" xmlns:cx1="http://schemas.microsoft.com/office/drawing/2015/9/8/chartex" xmlns:cx2="http://schemas.microsoft.com/office/drawing/2015/10/21/chartex" xmlns:cx3="http://schemas.microsoft.com/office/drawing/2016/5/9/chartex" xmlns:cx4="http://schemas.microsoft.com/office/drawing/2016/5/10/chartex" xmlns:cx5="http://schemas.microsoft.com/office/drawing/2016/5/11/chartex" xmlns:cx6="http://schemas.microsoft.com/office/drawing/2016/5/12/chartex" xmlns:cx7="http://schemas.microsoft.com/office/drawing/2016/5/13/chartex" xmlns:cx8="http://schemas.microsoft.com/office/drawing/2016/5/14/chartex" xmlns:mc="http://schemas.openxmlformats.org/markup-compatibility/2006" xmlns:aink="http://schemas.microsoft.com/office/drawing/2016/ink" xmlns:am3d="http://schemas.microsoft.com/office/drawing/2017/model3d" xmlns:o="urn:schemas-microsoft-com:office:office" xmlns:oel="http://schemas.microsoft.com/office/2019/extlst" xmlns:r="http://schemas.openxmlformats.org/officeDocument/2006/relationships" xmlns:m="http://schemas.openxmlformats.org/officeDocument/2006/math" xmlns:v="urn:schemas-microsoft-com:vml" xmlns:wp14="http://schemas.microsoft.com/office/word/2010/wordprocessingDrawing" xmlns:wp="http://schemas.openxmlformats.org/drawingml/2006/wordprocessingDrawing" xmlns:w10="urn:schemas-microsoft-com:office:word" xmlns:w="http://schemas.openxmlformats.org/wordprocessingml/2006/main" xmlns:w14="http://schemas.microsoft.com/office/word/2010/wordml" xmlns:w15="http://schemas.microsoft.com/office/word/2012/wordml" xmlns:w16cex="http://schemas.microsoft.com/office/word/2018/wordml/cex" xmlns:w16cid="http://schemas.microsoft.com/office/word/2016/wordml/cid" xmlns:w16="http://schemas.microsoft.com/office/word/2018/wordml" xmlns:w16du="http://schemas.microsoft.com/office/word/2023/wordml/word16du" xmlns:w16sdtdh="http://schemas.microsoft.com/office/word/2020/wordml/sdtdatahash" xmlns:w16sdtfl="http://schemas.microsoft.com/office/word/2024/wordml/sdtformatlock" xmlns:w16se="http://schemas.microsoft.com/office/word/2015/wordml/symex" xmlns:wpg="http://schemas.microsoft.com/office/word/2010/wordprocessingGroup" xmlns:wpi="http://schemas.microsoft.com/office/word/2010/wordprocessingInk" xmlns:wne="http://schemas.microsoft.com/office/word/2006/wordml" xmlns:wps="http://schemas.microsoft.com/office/word/2010/wordprocessingShape" mc:Ignorable="w14 w15 w16se w16cid w16 w16cex w16sdtdh w16sdtfl w16du wp14">
   <w:p>
     <w:pPr>
       <w:pStyle w:val="Footer"/>
@@ -11563,7 +11492,7 @@
 </file>
 
 <file path=word/footer8.xml><?xml version="1.0" encoding="utf-8"?>
-<w:ftr xmlns:wpc="http://schemas.microsoft.com/office/word/2010/wordprocessingCanvas" xmlns:cx="http://schemas.microsoft.com/office/drawing/2014/chartex" xmlns:cx1="http://schemas.microsoft.com/office/drawing/2015/9/8/chartex" xmlns:cx2="http://schemas.microsoft.com/office/drawing/2015/10/21/chartex" xmlns:cx3="http://schemas.microsoft.com/office/drawing/2016/5/9/chartex" xmlns:cx4="http://schemas.microsoft.com/office/drawing/2016/5/10/chartex" xmlns:cx5="http://schemas.microsoft.com/office/drawing/2016/5/11/chartex" xmlns:cx6="http://schemas.microsoft.com/office/drawing/2016/5/12/chartex" xmlns:cx7="http://schemas.microsoft.com/office/drawing/2016/5/13/chartex" xmlns:cx8="http://schemas.microsoft.com/office/drawing/2016/5/14/chartex" xmlns:mc="http://schemas.openxmlformats.org/markup-compatibility/2006" xmlns:aink="http://schemas.microsoft.com/office/drawing/2016/ink" xmlns:am3d="http://schemas.microsoft.com/office/drawing/2017/model3d" xmlns:o="urn:schemas-microsoft-com:office:office" xmlns:oel="http://schemas.microsoft.com/office/2019/extlst" xmlns:r="http://schemas.openxmlformats.org/officeDocument/2006/relationships" xmlns:m="http://schemas.openxmlformats.org/officeDocument/2006/math" xmlns:v="urn:schemas-microsoft-com:vml" xmlns:wp14="http://schemas.microsoft.com/office/word/2010/wordprocessingDrawing" xmlns:wp="http://schemas.openxmlformats.org/drawingml/2006/wordprocessingDrawing" xmlns:w10="urn:schemas-microsoft-com:office:word" xmlns:w="http://schemas.openxmlformats.org/wordprocessingml/2006/main" xmlns:w14="http://schemas.microsoft.com/office/word/2010/wordml" xmlns:w15="http://schemas.microsoft.com/office/word/2012/wordml" xmlns:w16cei="http://schemas.microsoft.com/office/word/2026/wordml/cei" xmlns:w16cex="http://schemas.microsoft.com/office/word/2018/wordml/cex" xmlns:w16cid="http://schemas.microsoft.com/office/word/2016/wordml/cid" xmlns:w16="http://schemas.microsoft.com/office/word/2018/wordml" xmlns:w16du="http://schemas.microsoft.com/office/word/2023/wordml/word16du" xmlns:w16sdtdh="http://schemas.microsoft.com/office/word/2020/wordml/sdtdatahash" xmlns:w16sdtfl="http://schemas.microsoft.com/office/word/2024/wordml/sdtformatlock" xmlns:w16se="http://schemas.microsoft.com/office/word/2015/wordml/symex" xmlns:wpg="http://schemas.microsoft.com/office/word/2010/wordprocessingGroup" xmlns:wpi="http://schemas.microsoft.com/office/word/2010/wordprocessingInk" xmlns:wne="http://schemas.microsoft.com/office/word/2006/wordml" xmlns:wps="http://schemas.microsoft.com/office/word/2010/wordprocessingShape" mc:Ignorable="w14 w15 w16se w16cid w16 w16cex w16sdtdh w16sdtfl w16du wp14">
+<w:ftr xmlns:wpc="http://schemas.microsoft.com/office/word/2010/wordprocessingCanvas" xmlns:cx="http://schemas.microsoft.com/office/drawing/2014/chartex" xmlns:cx1="http://schemas.microsoft.com/office/drawing/2015/9/8/chartex" xmlns:cx2="http://schemas.microsoft.com/office/drawing/2015/10/21/chartex" xmlns:cx3="http://schemas.microsoft.com/office/drawing/2016/5/9/chartex" xmlns:cx4="http://schemas.microsoft.com/office/drawing/2016/5/10/chartex" xmlns:cx5="http://schemas.microsoft.com/office/drawing/2016/5/11/chartex" xmlns:cx6="http://schemas.microsoft.com/office/drawing/2016/5/12/chartex" xmlns:cx7="http://schemas.microsoft.com/office/drawing/2016/5/13/chartex" xmlns:cx8="http://schemas.microsoft.com/office/drawing/2016/5/14/chartex" xmlns:mc="http://schemas.openxmlformats.org/markup-compatibility/2006" xmlns:aink="http://schemas.microsoft.com/office/drawing/2016/ink" xmlns:am3d="http://schemas.microsoft.com/office/drawing/2017/model3d" xmlns:o="urn:schemas-microsoft-com:office:office" xmlns:oel="http://schemas.microsoft.com/office/2019/extlst" xmlns:r="http://schemas.openxmlformats.org/officeDocument/2006/relationships" xmlns:m="http://schemas.openxmlformats.org/officeDocument/2006/math" xmlns:v="urn:schemas-microsoft-com:vml" xmlns:wp14="http://schemas.microsoft.com/office/word/2010/wordprocessingDrawing" xmlns:wp="http://schemas.openxmlformats.org/drawingml/2006/wordprocessingDrawing" xmlns:w10="urn:schemas-microsoft-com:office:word" xmlns:w="http://schemas.openxmlformats.org/wordprocessingml/2006/main" xmlns:w14="http://schemas.microsoft.com/office/word/2010/wordml" xmlns:w15="http://schemas.microsoft.com/office/word/2012/wordml" xmlns:w16cex="http://schemas.microsoft.com/office/word/2018/wordml/cex" xmlns:w16cid="http://schemas.microsoft.com/office/word/2016/wordml/cid" xmlns:w16="http://schemas.microsoft.com/office/word/2018/wordml" xmlns:w16du="http://schemas.microsoft.com/office/word/2023/wordml/word16du" xmlns:w16sdtdh="http://schemas.microsoft.com/office/word/2020/wordml/sdtdatahash" xmlns:w16sdtfl="http://schemas.microsoft.com/office/word/2024/wordml/sdtformatlock" xmlns:w16se="http://schemas.microsoft.com/office/word/2015/wordml/symex" xmlns:wpg="http://schemas.microsoft.com/office/word/2010/wordprocessingGroup" xmlns:wpi="http://schemas.microsoft.com/office/word/2010/wordprocessingInk" xmlns:wne="http://schemas.microsoft.com/office/word/2006/wordml" xmlns:wps="http://schemas.microsoft.com/office/word/2010/wordprocessingShape" mc:Ignorable="w14 w15 w16se w16cid w16 w16cex w16sdtdh w16sdtfl w16du wp14">
   <w:p>
     <w:pPr>
       <w:pStyle w:val="Footer"/>
@@ -12216,7 +12145,7 @@
 </file>
 
 <file path=word/footer9.xml><?xml version="1.0" encoding="utf-8"?>
-<w:ftr xmlns:wpc="http://schemas.microsoft.com/office/word/2010/wordprocessingCanvas" xmlns:cx="http://schemas.microsoft.com/office/drawing/2014/chartex" xmlns:cx1="http://schemas.microsoft.com/office/drawing/2015/9/8/chartex" xmlns:cx2="http://schemas.microsoft.com/office/drawing/2015/10/21/chartex" xmlns:cx3="http://schemas.microsoft.com/office/drawing/2016/5/9/chartex" xmlns:cx4="http://schemas.microsoft.com/office/drawing/2016/5/10/chartex" xmlns:cx5="http://schemas.microsoft.com/office/drawing/2016/5/11/chartex" xmlns:cx6="http://schemas.microsoft.com/office/drawing/2016/5/12/chartex" xmlns:cx7="http://schemas.microsoft.com/office/drawing/2016/5/13/chartex" xmlns:cx8="http://schemas.microsoft.com/office/drawing/2016/5/14/chartex" xmlns:mc="http://schemas.openxmlformats.org/markup-compatibility/2006" xmlns:aink="http://schemas.microsoft.com/office/drawing/2016/ink" xmlns:am3d="http://schemas.microsoft.com/office/drawing/2017/model3d" xmlns:o="urn:schemas-microsoft-com:office:office" xmlns:oel="http://schemas.microsoft.com/office/2019/extlst" xmlns:r="http://schemas.openxmlformats.org/officeDocument/2006/relationships" xmlns:m="http://schemas.openxmlformats.org/officeDocument/2006/math" xmlns:v="urn:schemas-microsoft-com:vml" xmlns:wp14="http://schemas.microsoft.com/office/word/2010/wordprocessingDrawing" xmlns:wp="http://schemas.openxmlformats.org/drawingml/2006/wordprocessingDrawing" xmlns:w10="urn:schemas-microsoft-com:office:word" xmlns:w="http://schemas.openxmlformats.org/wordprocessingml/2006/main" xmlns:w14="http://schemas.microsoft.com/office/word/2010/wordml" xmlns:w15="http://schemas.microsoft.com/office/word/2012/wordml" xmlns:w16cei="http://schemas.microsoft.com/office/word/2026/wordml/cei" xmlns:w16cex="http://schemas.microsoft.com/office/word/2018/wordml/cex" xmlns:w16cid="http://schemas.microsoft.com/office/word/2016/wordml/cid" xmlns:w16="http://schemas.microsoft.com/office/word/2018/wordml" xmlns:w16du="http://schemas.microsoft.com/office/word/2023/wordml/word16du" xmlns:w16sdtdh="http://schemas.microsoft.com/office/word/2020/wordml/sdtdatahash" xmlns:w16sdtfl="http://schemas.microsoft.com/office/word/2024/wordml/sdtformatlock" xmlns:w16se="http://schemas.microsoft.com/office/word/2015/wordml/symex" xmlns:wpg="http://schemas.microsoft.com/office/word/2010/wordprocessingGroup" xmlns:wpi="http://schemas.microsoft.com/office/word/2010/wordprocessingInk" xmlns:wne="http://schemas.microsoft.com/office/word/2006/wordml" xmlns:wps="http://schemas.microsoft.com/office/word/2010/wordprocessingShape" mc:Ignorable="w14 w15 w16se w16cid w16 w16cex w16sdtdh w16sdtfl w16du wp14">
+<w:ftr xmlns:wpc="http://schemas.microsoft.com/office/word/2010/wordprocessingCanvas" xmlns:cx="http://schemas.microsoft.com/office/drawing/2014/chartex" xmlns:cx1="http://schemas.microsoft.com/office/drawing/2015/9/8/chartex" xmlns:cx2="http://schemas.microsoft.com/office/drawing/2015/10/21/chartex" xmlns:cx3="http://schemas.microsoft.com/office/drawing/2016/5/9/chartex" xmlns:cx4="http://schemas.microsoft.com/office/drawing/2016/5/10/chartex" xmlns:cx5="http://schemas.microsoft.com/office/drawing/2016/5/11/chartex" xmlns:cx6="http://schemas.microsoft.com/office/drawing/2016/5/12/chartex" xmlns:cx7="http://schemas.microsoft.com/office/drawing/2016/5/13/chartex" xmlns:cx8="http://schemas.microsoft.com/office/drawing/2016/5/14/chartex" xmlns:mc="http://schemas.openxmlformats.org/markup-compatibility/2006" xmlns:aink="http://schemas.microsoft.com/office/drawing/2016/ink" xmlns:am3d="http://schemas.microsoft.com/office/drawing/2017/model3d" xmlns:o="urn:schemas-microsoft-com:office:office" xmlns:oel="http://schemas.microsoft.com/office/2019/extlst" xmlns:r="http://schemas.openxmlformats.org/officeDocument/2006/relationships" xmlns:m="http://schemas.openxmlformats.org/officeDocument/2006/math" xmlns:v="urn:schemas-microsoft-com:vml" xmlns:wp14="http://schemas.microsoft.com/office/word/2010/wordprocessingDrawing" xmlns:wp="http://schemas.openxmlformats.org/drawingml/2006/wordprocessingDrawing" xmlns:w10="urn:schemas-microsoft-com:office:word" xmlns:w="http://schemas.openxmlformats.org/wordprocessingml/2006/main" xmlns:w14="http://schemas.microsoft.com/office/word/2010/wordml" xmlns:w15="http://schemas.microsoft.com/office/word/2012/wordml" xmlns:w16cex="http://schemas.microsoft.com/office/word/2018/wordml/cex" xmlns:w16cid="http://schemas.microsoft.com/office/word/2016/wordml/cid" xmlns:w16="http://schemas.microsoft.com/office/word/2018/wordml" xmlns:w16du="http://schemas.microsoft.com/office/word/2023/wordml/word16du" xmlns:w16sdtdh="http://schemas.microsoft.com/office/word/2020/wordml/sdtdatahash" xmlns:w16sdtfl="http://schemas.microsoft.com/office/word/2024/wordml/sdtformatlock" xmlns:w16se="http://schemas.microsoft.com/office/word/2015/wordml/symex" xmlns:wpg="http://schemas.microsoft.com/office/word/2010/wordprocessingGroup" xmlns:wpi="http://schemas.microsoft.com/office/word/2010/wordprocessingInk" xmlns:wne="http://schemas.microsoft.com/office/word/2006/wordml" xmlns:wps="http://schemas.microsoft.com/office/word/2010/wordprocessingShape" mc:Ignorable="w14 w15 w16se w16cid w16 w16cex w16sdtdh w16sdtfl w16du wp14">
   <w:p>
     <w:pPr>
       <w:pStyle w:val="Footer"/>
@@ -12423,7 +12352,7 @@
 </file>
 
 <file path=word/footnotes.xml><?xml version="1.0" encoding="utf-8"?>
-<w:footnotes xmlns:wpc="http://schemas.microsoft.com/office/word/2010/wordprocessingCanvas" xmlns:cx="http://schemas.microsoft.com/office/drawing/2014/chartex" xmlns:cx1="http://schemas.microsoft.com/office/drawing/2015/9/8/chartex" xmlns:cx2="http://schemas.microsoft.com/office/drawing/2015/10/21/chartex" xmlns:cx3="http://schemas.microsoft.com/office/drawing/2016/5/9/chartex" xmlns:cx4="http://schemas.microsoft.com/office/drawing/2016/5/10/chartex" xmlns:cx5="http://schemas.microsoft.com/office/drawing/2016/5/11/chartex" xmlns:cx6="http://schemas.microsoft.com/office/drawing/2016/5/12/chartex" xmlns:cx7="http://schemas.microsoft.com/office/drawing/2016/5/13/chartex" xmlns:cx8="http://schemas.microsoft.com/office/drawing/2016/5/14/chartex" xmlns:mc="http://schemas.openxmlformats.org/markup-compatibility/2006" xmlns:aink="http://schemas.microsoft.com/office/drawing/2016/ink" xmlns:am3d="http://schemas.microsoft.com/office/drawing/2017/model3d" xmlns:o="urn:schemas-microsoft-com:office:office" xmlns:oel="http://schemas.microsoft.com/office/2019/extlst" xmlns:r="http://schemas.openxmlformats.org/officeDocument/2006/relationships" xmlns:m="http://schemas.openxmlformats.org/officeDocument/2006/math" xmlns:v="urn:schemas-microsoft-com:vml" xmlns:wp14="http://schemas.microsoft.com/office/word/2010/wordprocessingDrawing" xmlns:wp="http://schemas.openxmlformats.org/drawingml/2006/wordprocessingDrawing" xmlns:w10="urn:schemas-microsoft-com:office:word" xmlns:w="http://schemas.openxmlformats.org/wordprocessingml/2006/main" xmlns:w14="http://schemas.microsoft.com/office/word/2010/wordml" xmlns:w15="http://schemas.microsoft.com/office/word/2012/wordml" xmlns:w16cei="http://schemas.microsoft.com/office/word/2026/wordml/cei" xmlns:w16cex="http://schemas.microsoft.com/office/word/2018/wordml/cex" xmlns:w16cid="http://schemas.microsoft.com/office/word/2016/wordml/cid" xmlns:w16="http://schemas.microsoft.com/office/word/2018/wordml" xmlns:w16du="http://schemas.microsoft.com/office/word/2023/wordml/word16du" xmlns:w16sdtdh="http://schemas.microsoft.com/office/word/2020/wordml/sdtdatahash" xmlns:w16sdtfl="http://schemas.microsoft.com/office/word/2024/wordml/sdtformatlock" xmlns:w16se="http://schemas.microsoft.com/office/word/2015/wordml/symex" xmlns:wpg="http://schemas.microsoft.com/office/word/2010/wordprocessingGroup" xmlns:wpi="http://schemas.microsoft.com/office/word/2010/wordprocessingInk" xmlns:wne="http://schemas.microsoft.com/office/word/2006/wordml" xmlns:wps="http://schemas.microsoft.com/office/word/2010/wordprocessingShape" mc:Ignorable="w14 w15 w16se w16cid w16 w16cex w16sdtdh w16sdtfl w16du wp14">
+<w:footnotes xmlns:wpc="http://schemas.microsoft.com/office/word/2010/wordprocessingCanvas" xmlns:cx="http://schemas.microsoft.com/office/drawing/2014/chartex" xmlns:cx1="http://schemas.microsoft.com/office/drawing/2015/9/8/chartex" xmlns:cx2="http://schemas.microsoft.com/office/drawing/2015/10/21/chartex" xmlns:cx3="http://schemas.microsoft.com/office/drawing/2016/5/9/chartex" xmlns:cx4="http://schemas.microsoft.com/office/drawing/2016/5/10/chartex" xmlns:cx5="http://schemas.microsoft.com/office/drawing/2016/5/11/chartex" xmlns:cx6="http://schemas.microsoft.com/office/drawing/2016/5/12/chartex" xmlns:cx7="http://schemas.microsoft.com/office/drawing/2016/5/13/chartex" xmlns:cx8="http://schemas.microsoft.com/office/drawing/2016/5/14/chartex" xmlns:mc="http://schemas.openxmlformats.org/markup-compatibility/2006" xmlns:aink="http://schemas.microsoft.com/office/drawing/2016/ink" xmlns:am3d="http://schemas.microsoft.com/office/drawing/2017/model3d" xmlns:o="urn:schemas-microsoft-com:office:office" xmlns:oel="http://schemas.microsoft.com/office/2019/extlst" xmlns:r="http://schemas.openxmlformats.org/officeDocument/2006/relationships" xmlns:m="http://schemas.openxmlformats.org/officeDocument/2006/math" xmlns:v="urn:schemas-microsoft-com:vml" xmlns:wp14="http://schemas.microsoft.com/office/word/2010/wordprocessingDrawing" xmlns:wp="http://schemas.openxmlformats.org/drawingml/2006/wordprocessingDrawing" xmlns:w10="urn:schemas-microsoft-com:office:word" xmlns:w="http://schemas.openxmlformats.org/wordprocessingml/2006/main" xmlns:w14="http://schemas.microsoft.com/office/word/2010/wordml" xmlns:w15="http://schemas.microsoft.com/office/word/2012/wordml" xmlns:w16cex="http://schemas.microsoft.com/office/word/2018/wordml/cex" xmlns:w16cid="http://schemas.microsoft.com/office/word/2016/wordml/cid" xmlns:w16="http://schemas.microsoft.com/office/word/2018/wordml" xmlns:w16du="http://schemas.microsoft.com/office/word/2023/wordml/word16du" xmlns:w16sdtdh="http://schemas.microsoft.com/office/word/2020/wordml/sdtdatahash" xmlns:w16sdtfl="http://schemas.microsoft.com/office/word/2024/wordml/sdtformatlock" xmlns:w16se="http://schemas.microsoft.com/office/word/2015/wordml/symex" xmlns:wpg="http://schemas.microsoft.com/office/word/2010/wordprocessingGroup" xmlns:wpi="http://schemas.microsoft.com/office/word/2010/wordprocessingInk" xmlns:wne="http://schemas.microsoft.com/office/word/2006/wordml" xmlns:wps="http://schemas.microsoft.com/office/word/2010/wordprocessingShape" mc:Ignorable="w14 w15 w16se w16cid w16 w16cex w16sdtdh w16sdtfl w16du wp14">
   <w:footnote w:type="separator" w:id="-1">
     <w:p>
       <w:r>
@@ -12442,7 +12371,7 @@
 </file>
 
 <file path=word/header1.xml><?xml version="1.0" encoding="utf-8"?>
-<w:hdr xmlns:wpc="http://schemas.microsoft.com/office/word/2010/wordprocessingCanvas" xmlns:cx="http://schemas.microsoft.com/office/drawing/2014/chartex" xmlns:cx1="http://schemas.microsoft.com/office/drawing/2015/9/8/chartex" xmlns:cx2="http://schemas.microsoft.com/office/drawing/2015/10/21/chartex" xmlns:cx3="http://schemas.microsoft.com/office/drawing/2016/5/9/chartex" xmlns:cx4="http://schemas.microsoft.com/office/drawing/2016/5/10/chartex" xmlns:cx5="http://schemas.microsoft.com/office/drawing/2016/5/11/chartex" xmlns:cx6="http://schemas.microsoft.com/office/drawing/2016/5/12/chartex" xmlns:cx7="http://schemas.microsoft.com/office/drawing/2016/5/13/chartex" xmlns:cx8="http://schemas.microsoft.com/office/drawing/2016/5/14/chartex" xmlns:mc="http://schemas.openxmlformats.org/markup-compatibility/2006" xmlns:aink="http://schemas.microsoft.com/office/drawing/2016/ink" xmlns:am3d="http://schemas.microsoft.com/office/drawing/2017/model3d" xmlns:o="urn:schemas-microsoft-com:office:office" xmlns:oel="http://schemas.microsoft.com/office/2019/extlst" xmlns:r="http://schemas.openxmlformats.org/officeDocument/2006/relationships" xmlns:m="http://schemas.openxmlformats.org/officeDocument/2006/math" xmlns:v="urn:schemas-microsoft-com:vml" xmlns:wp14="http://schemas.microsoft.com/office/word/2010/wordprocessingDrawing" xmlns:wp="http://schemas.openxmlformats.org/drawingml/2006/wordprocessingDrawing" xmlns:w10="urn:schemas-microsoft-com:office:word" xmlns:w="http://schemas.openxmlformats.org/wordprocessingml/2006/main" xmlns:w14="http://schemas.microsoft.com/office/word/2010/wordml" xmlns:w15="http://schemas.microsoft.com/office/word/2012/wordml" xmlns:w16cei="http://schemas.microsoft.com/office/word/2026/wordml/cei" xmlns:w16cex="http://schemas.microsoft.com/office/word/2018/wordml/cex" xmlns:w16cid="http://schemas.microsoft.com/office/word/2016/wordml/cid" xmlns:w16="http://schemas.microsoft.com/office/word/2018/wordml" xmlns:w16du="http://schemas.microsoft.com/office/word/2023/wordml/word16du" xmlns:w16sdtdh="http://schemas.microsoft.com/office/word/2020/wordml/sdtdatahash" xmlns:w16sdtfl="http://schemas.microsoft.com/office/word/2024/wordml/sdtformatlock" xmlns:w16se="http://schemas.microsoft.com/office/word/2015/wordml/symex" xmlns:wpg="http://schemas.microsoft.com/office/word/2010/wordprocessingGroup" xmlns:wpi="http://schemas.microsoft.com/office/word/2010/wordprocessingInk" xmlns:wne="http://schemas.microsoft.com/office/word/2006/wordml" xmlns:wps="http://schemas.microsoft.com/office/word/2010/wordprocessingShape" mc:Ignorable="w14 w15 w16se w16cid w16 w16cex w16sdtdh w16sdtfl w16du wp14">
+<w:hdr xmlns:wpc="http://schemas.microsoft.com/office/word/2010/wordprocessingCanvas" xmlns:cx="http://schemas.microsoft.com/office/drawing/2014/chartex" xmlns:cx1="http://schemas.microsoft.com/office/drawing/2015/9/8/chartex" xmlns:cx2="http://schemas.microsoft.com/office/drawing/2015/10/21/chartex" xmlns:cx3="http://schemas.microsoft.com/office/drawing/2016/5/9/chartex" xmlns:cx4="http://schemas.microsoft.com/office/drawing/2016/5/10/chartex" xmlns:cx5="http://schemas.microsoft.com/office/drawing/2016/5/11/chartex" xmlns:cx6="http://schemas.microsoft.com/office/drawing/2016/5/12/chartex" xmlns:cx7="http://schemas.microsoft.com/office/drawing/2016/5/13/chartex" xmlns:cx8="http://schemas.microsoft.com/office/drawing/2016/5/14/chartex" xmlns:mc="http://schemas.openxmlformats.org/markup-compatibility/2006" xmlns:aink="http://schemas.microsoft.com/office/drawing/2016/ink" xmlns:am3d="http://schemas.microsoft.com/office/drawing/2017/model3d" xmlns:o="urn:schemas-microsoft-com:office:office" xmlns:oel="http://schemas.microsoft.com/office/2019/extlst" xmlns:r="http://schemas.openxmlformats.org/officeDocument/2006/relationships" xmlns:m="http://schemas.openxmlformats.org/officeDocument/2006/math" xmlns:v="urn:schemas-microsoft-com:vml" xmlns:wp14="http://schemas.microsoft.com/office/word/2010/wordprocessingDrawing" xmlns:wp="http://schemas.openxmlformats.org/drawingml/2006/wordprocessingDrawing" xmlns:w10="urn:schemas-microsoft-com:office:word" xmlns:w="http://schemas.openxmlformats.org/wordprocessingml/2006/main" xmlns:w14="http://schemas.microsoft.com/office/word/2010/wordml" xmlns:w15="http://schemas.microsoft.com/office/word/2012/wordml" xmlns:w16cex="http://schemas.microsoft.com/office/word/2018/wordml/cex" xmlns:w16cid="http://schemas.microsoft.com/office/word/2016/wordml/cid" xmlns:w16="http://schemas.microsoft.com/office/word/2018/wordml" xmlns:w16du="http://schemas.microsoft.com/office/word/2023/wordml/word16du" xmlns:w16sdtdh="http://schemas.microsoft.com/office/word/2020/wordml/sdtdatahash" xmlns:w16sdtfl="http://schemas.microsoft.com/office/word/2024/wordml/sdtformatlock" xmlns:w16se="http://schemas.microsoft.com/office/word/2015/wordml/symex" xmlns:wpg="http://schemas.microsoft.com/office/word/2010/wordprocessingGroup" xmlns:wpi="http://schemas.microsoft.com/office/word/2010/wordprocessingInk" xmlns:wne="http://schemas.microsoft.com/office/word/2006/wordml" xmlns:wps="http://schemas.microsoft.com/office/word/2010/wordprocessingShape" mc:Ignorable="w14 w15 w16se w16cid w16 w16cex w16sdtdh w16sdtfl w16du wp14">
   <w:p>
     <w:pPr>
       <w:pStyle w:val="Header"/>
@@ -12500,7 +12429,7 @@
 </file>
 
 <file path=word/header2.xml><?xml version="1.0" encoding="utf-8"?>
-<w:hdr xmlns:wpc="http://schemas.microsoft.com/office/word/2010/wordprocessingCanvas" xmlns:cx="http://schemas.microsoft.com/office/drawing/2014/chartex" xmlns:cx1="http://schemas.microsoft.com/office/drawing/2015/9/8/chartex" xmlns:cx2="http://schemas.microsoft.com/office/drawing/2015/10/21/chartex" xmlns:cx3="http://schemas.microsoft.com/office/drawing/2016/5/9/chartex" xmlns:cx4="http://schemas.microsoft.com/office/drawing/2016/5/10/chartex" xmlns:cx5="http://schemas.microsoft.com/office/drawing/2016/5/11/chartex" xmlns:cx6="http://schemas.microsoft.com/office/drawing/2016/5/12/chartex" xmlns:cx7="http://schemas.microsoft.com/office/drawing/2016/5/13/chartex" xmlns:cx8="http://schemas.microsoft.com/office/drawing/2016/5/14/chartex" xmlns:mc="http://schemas.openxmlformats.org/markup-compatibility/2006" xmlns:aink="http://schemas.microsoft.com/office/drawing/2016/ink" xmlns:am3d="http://schemas.microsoft.com/office/drawing/2017/model3d" xmlns:o="urn:schemas-microsoft-com:office:office" xmlns:oel="http://schemas.microsoft.com/office/2019/extlst" xmlns:r="http://schemas.openxmlformats.org/officeDocument/2006/relationships" xmlns:m="http://schemas.openxmlformats.org/officeDocument/2006/math" xmlns:v="urn:schemas-microsoft-com:vml" xmlns:wp14="http://schemas.microsoft.com/office/word/2010/wordprocessingDrawing" xmlns:wp="http://schemas.openxmlformats.org/drawingml/2006/wordprocessingDrawing" xmlns:w10="urn:schemas-microsoft-com:office:word" xmlns:w="http://schemas.openxmlformats.org/wordprocessingml/2006/main" xmlns:w14="http://schemas.microsoft.com/office/word/2010/wordml" xmlns:w15="http://schemas.microsoft.com/office/word/2012/wordml" xmlns:w16cei="http://schemas.microsoft.com/office/word/2026/wordml/cei" xmlns:w16cex="http://schemas.microsoft.com/office/word/2018/wordml/cex" xmlns:w16cid="http://schemas.microsoft.com/office/word/2016/wordml/cid" xmlns:w16="http://schemas.microsoft.com/office/word/2018/wordml" xmlns:w16du="http://schemas.microsoft.com/office/word/2023/wordml/word16du" xmlns:w16sdtdh="http://schemas.microsoft.com/office/word/2020/wordml/sdtdatahash" xmlns:w16sdtfl="http://schemas.microsoft.com/office/word/2024/wordml/sdtformatlock" xmlns:w16se="http://schemas.microsoft.com/office/word/2015/wordml/symex" xmlns:wpg="http://schemas.microsoft.com/office/word/2010/wordprocessingGroup" xmlns:wpi="http://schemas.microsoft.com/office/word/2010/wordprocessingInk" xmlns:wne="http://schemas.microsoft.com/office/word/2006/wordml" xmlns:wps="http://schemas.microsoft.com/office/word/2010/wordprocessingShape" mc:Ignorable="w14 w15 w16se w16cid w16 w16cex w16sdtdh w16sdtfl w16du wp14">
+<w:hdr xmlns:wpc="http://schemas.microsoft.com/office/word/2010/wordprocessingCanvas" xmlns:cx="http://schemas.microsoft.com/office/drawing/2014/chartex" xmlns:cx1="http://schemas.microsoft.com/office/drawing/2015/9/8/chartex" xmlns:cx2="http://schemas.microsoft.com/office/drawing/2015/10/21/chartex" xmlns:cx3="http://schemas.microsoft.com/office/drawing/2016/5/9/chartex" xmlns:cx4="http://schemas.microsoft.com/office/drawing/2016/5/10/chartex" xmlns:cx5="http://schemas.microsoft.com/office/drawing/2016/5/11/chartex" xmlns:cx6="http://schemas.microsoft.com/office/drawing/2016/5/12/chartex" xmlns:cx7="http://schemas.microsoft.com/office/drawing/2016/5/13/chartex" xmlns:cx8="http://schemas.microsoft.com/office/drawing/2016/5/14/chartex" xmlns:mc="http://schemas.openxmlformats.org/markup-compatibility/2006" xmlns:aink="http://schemas.microsoft.com/office/drawing/2016/ink" xmlns:am3d="http://schemas.microsoft.com/office/drawing/2017/model3d" xmlns:o="urn:schemas-microsoft-com:office:office" xmlns:oel="http://schemas.microsoft.com/office/2019/extlst" xmlns:r="http://schemas.openxmlformats.org/officeDocument/2006/relationships" xmlns:m="http://schemas.openxmlformats.org/officeDocument/2006/math" xmlns:v="urn:schemas-microsoft-com:vml" xmlns:wp14="http://schemas.microsoft.com/office/word/2010/wordprocessingDrawing" xmlns:wp="http://schemas.openxmlformats.org/drawingml/2006/wordprocessingDrawing" xmlns:w10="urn:schemas-microsoft-com:office:word" xmlns:w="http://schemas.openxmlformats.org/wordprocessingml/2006/main" xmlns:w14="http://schemas.microsoft.com/office/word/2010/wordml" xmlns:w15="http://schemas.microsoft.com/office/word/2012/wordml" xmlns:w16cex="http://schemas.microsoft.com/office/word/2018/wordml/cex" xmlns:w16cid="http://schemas.microsoft.com/office/word/2016/wordml/cid" xmlns:w16="http://schemas.microsoft.com/office/word/2018/wordml" xmlns:w16du="http://schemas.microsoft.com/office/word/2023/wordml/word16du" xmlns:w16sdtdh="http://schemas.microsoft.com/office/word/2020/wordml/sdtdatahash" xmlns:w16sdtfl="http://schemas.microsoft.com/office/word/2024/wordml/sdtformatlock" xmlns:w16se="http://schemas.microsoft.com/office/word/2015/wordml/symex" xmlns:wpg="http://schemas.microsoft.com/office/word/2010/wordprocessingGroup" xmlns:wpi="http://schemas.microsoft.com/office/word/2010/wordprocessingInk" xmlns:wne="http://schemas.microsoft.com/office/word/2006/wordml" xmlns:wps="http://schemas.microsoft.com/office/word/2010/wordprocessingShape" mc:Ignorable="w14 w15 w16se w16cid w16 w16cex w16sdtdh w16sdtfl w16du wp14">
   <w:p>
     <w:pPr>
       <w:pStyle w:val="Header"/>
@@ -12559,7 +12488,7 @@
 </file>
 
 <file path=word/header3.xml><?xml version="1.0" encoding="utf-8"?>
-<w:hdr xmlns:wpc="http://schemas.microsoft.com/office/word/2010/wordprocessingCanvas" xmlns:cx="http://schemas.microsoft.com/office/drawing/2014/chartex" xmlns:cx1="http://schemas.microsoft.com/office/drawing/2015/9/8/chartex" xmlns:cx2="http://schemas.microsoft.com/office/drawing/2015/10/21/chartex" xmlns:cx3="http://schemas.microsoft.com/office/drawing/2016/5/9/chartex" xmlns:cx4="http://schemas.microsoft.com/office/drawing/2016/5/10/chartex" xmlns:cx5="http://schemas.microsoft.com/office/drawing/2016/5/11/chartex" xmlns:cx6="http://schemas.microsoft.com/office/drawing/2016/5/12/chartex" xmlns:cx7="http://schemas.microsoft.com/office/drawing/2016/5/13/chartex" xmlns:cx8="http://schemas.microsoft.com/office/drawing/2016/5/14/chartex" xmlns:mc="http://schemas.openxmlformats.org/markup-compatibility/2006" xmlns:aink="http://schemas.microsoft.com/office/drawing/2016/ink" xmlns:am3d="http://schemas.microsoft.com/office/drawing/2017/model3d" xmlns:o="urn:schemas-microsoft-com:office:office" xmlns:oel="http://schemas.microsoft.com/office/2019/extlst" xmlns:r="http://schemas.openxmlformats.org/officeDocument/2006/relationships" xmlns:m="http://schemas.openxmlformats.org/officeDocument/2006/math" xmlns:v="urn:schemas-microsoft-com:vml" xmlns:wp14="http://schemas.microsoft.com/office/word/2010/wordprocessingDrawing" xmlns:wp="http://schemas.openxmlformats.org/drawingml/2006/wordprocessingDrawing" xmlns:w10="urn:schemas-microsoft-com:office:word" xmlns:w="http://schemas.openxmlformats.org/wordprocessingml/2006/main" xmlns:w14="http://schemas.microsoft.com/office/word/2010/wordml" xmlns:w15="http://schemas.microsoft.com/office/word/2012/wordml" xmlns:w16cei="http://schemas.microsoft.com/office/word/2026/wordml/cei" xmlns:w16cex="http://schemas.microsoft.com/office/word/2018/wordml/cex" xmlns:w16cid="http://schemas.microsoft.com/office/word/2016/wordml/cid" xmlns:w16="http://schemas.microsoft.com/office/word/2018/wordml" xmlns:w16du="http://schemas.microsoft.com/office/word/2023/wordml/word16du" xmlns:w16sdtdh="http://schemas.microsoft.com/office/word/2020/wordml/sdtdatahash" xmlns:w16sdtfl="http://schemas.microsoft.com/office/word/2024/wordml/sdtformatlock" xmlns:w16se="http://schemas.microsoft.com/office/word/2015/wordml/symex" xmlns:wpg="http://schemas.microsoft.com/office/word/2010/wordprocessingGroup" xmlns:wpi="http://schemas.microsoft.com/office/word/2010/wordprocessingInk" xmlns:wne="http://schemas.microsoft.com/office/word/2006/wordml" xmlns:wps="http://schemas.microsoft.com/office/word/2010/wordprocessingShape" mc:Ignorable="w14 w15 w16se w16cid w16 w16cex w16sdtdh w16sdtfl w16du wp14">
+<w:hdr xmlns:wpc="http://schemas.microsoft.com/office/word/2010/wordprocessingCanvas" xmlns:cx="http://schemas.microsoft.com/office/drawing/2014/chartex" xmlns:cx1="http://schemas.microsoft.com/office/drawing/2015/9/8/chartex" xmlns:cx2="http://schemas.microsoft.com/office/drawing/2015/10/21/chartex" xmlns:cx3="http://schemas.microsoft.com/office/drawing/2016/5/9/chartex" xmlns:cx4="http://schemas.microsoft.com/office/drawing/2016/5/10/chartex" xmlns:cx5="http://schemas.microsoft.com/office/drawing/2016/5/11/chartex" xmlns:cx6="http://schemas.microsoft.com/office/drawing/2016/5/12/chartex" xmlns:cx7="http://schemas.microsoft.com/office/drawing/2016/5/13/chartex" xmlns:cx8="http://schemas.microsoft.com/office/drawing/2016/5/14/chartex" xmlns:mc="http://schemas.openxmlformats.org/markup-compatibility/2006" xmlns:aink="http://schemas.microsoft.com/office/drawing/2016/ink" xmlns:am3d="http://schemas.microsoft.com/office/drawing/2017/model3d" xmlns:o="urn:schemas-microsoft-com:office:office" xmlns:oel="http://schemas.microsoft.com/office/2019/extlst" xmlns:r="http://schemas.openxmlformats.org/officeDocument/2006/relationships" xmlns:m="http://schemas.openxmlformats.org/officeDocument/2006/math" xmlns:v="urn:schemas-microsoft-com:vml" xmlns:wp14="http://schemas.microsoft.com/office/word/2010/wordprocessingDrawing" xmlns:wp="http://schemas.openxmlformats.org/drawingml/2006/wordprocessingDrawing" xmlns:w10="urn:schemas-microsoft-com:office:word" xmlns:w="http://schemas.openxmlformats.org/wordprocessingml/2006/main" xmlns:w14="http://schemas.microsoft.com/office/word/2010/wordml" xmlns:w15="http://schemas.microsoft.com/office/word/2012/wordml" xmlns:w16cex="http://schemas.microsoft.com/office/word/2018/wordml/cex" xmlns:w16cid="http://schemas.microsoft.com/office/word/2016/wordml/cid" xmlns:w16="http://schemas.microsoft.com/office/word/2018/wordml" xmlns:w16du="http://schemas.microsoft.com/office/word/2023/wordml/word16du" xmlns:w16sdtdh="http://schemas.microsoft.com/office/word/2020/wordml/sdtdatahash" xmlns:w16sdtfl="http://schemas.microsoft.com/office/word/2024/wordml/sdtformatlock" xmlns:w16se="http://schemas.microsoft.com/office/word/2015/wordml/symex" xmlns:wpg="http://schemas.microsoft.com/office/word/2010/wordprocessingGroup" xmlns:wpi="http://schemas.microsoft.com/office/word/2010/wordprocessingInk" xmlns:wne="http://schemas.microsoft.com/office/word/2006/wordml" xmlns:wps="http://schemas.microsoft.com/office/word/2010/wordprocessingShape" mc:Ignorable="w14 w15 w16se w16cid w16 w16cex w16sdtdh w16sdtfl w16du wp14">
   <w:p>
     <w:pPr>
       <w:pStyle w:val="Header"/>
@@ -12617,7 +12546,7 @@
 </file>
 
 <file path=word/header4.xml><?xml version="1.0" encoding="utf-8"?>
-<w:hdr xmlns:wpc="http://schemas.microsoft.com/office/word/2010/wordprocessingCanvas" xmlns:cx="http://schemas.microsoft.com/office/drawing/2014/chartex" xmlns:cx1="http://schemas.microsoft.com/office/drawing/2015/9/8/chartex" xmlns:cx2="http://schemas.microsoft.com/office/drawing/2015/10/21/chartex" xmlns:cx3="http://schemas.microsoft.com/office/drawing/2016/5/9/chartex" xmlns:cx4="http://schemas.microsoft.com/office/drawing/2016/5/10/chartex" xmlns:cx5="http://schemas.microsoft.com/office/drawing/2016/5/11/chartex" xmlns:cx6="http://schemas.microsoft.com/office/drawing/2016/5/12/chartex" xmlns:cx7="http://schemas.microsoft.com/office/drawing/2016/5/13/chartex" xmlns:cx8="http://schemas.microsoft.com/office/drawing/2016/5/14/chartex" xmlns:mc="http://schemas.openxmlformats.org/markup-compatibility/2006" xmlns:aink="http://schemas.microsoft.com/office/drawing/2016/ink" xmlns:am3d="http://schemas.microsoft.com/office/drawing/2017/model3d" xmlns:o="urn:schemas-microsoft-com:office:office" xmlns:oel="http://schemas.microsoft.com/office/2019/extlst" xmlns:r="http://schemas.openxmlformats.org/officeDocument/2006/relationships" xmlns:m="http://schemas.openxmlformats.org/officeDocument/2006/math" xmlns:v="urn:schemas-microsoft-com:vml" xmlns:wp14="http://schemas.microsoft.com/office/word/2010/wordprocessingDrawing" xmlns:wp="http://schemas.openxmlformats.org/drawingml/2006/wordprocessingDrawing" xmlns:w10="urn:schemas-microsoft-com:office:word" xmlns:w="http://schemas.openxmlformats.org/wordprocessingml/2006/main" xmlns:w14="http://schemas.microsoft.com/office/word/2010/wordml" xmlns:w15="http://schemas.microsoft.com/office/word/2012/wordml" xmlns:w16cei="http://schemas.microsoft.com/office/word/2026/wordml/cei" xmlns:w16cex="http://schemas.microsoft.com/office/word/2018/wordml/cex" xmlns:w16cid="http://schemas.microsoft.com/office/word/2016/wordml/cid" xmlns:w16="http://schemas.microsoft.com/office/word/2018/wordml" xmlns:w16du="http://schemas.microsoft.com/office/word/2023/wordml/word16du" xmlns:w16sdtdh="http://schemas.microsoft.com/office/word/2020/wordml/sdtdatahash" xmlns:w16sdtfl="http://schemas.microsoft.com/office/word/2024/wordml/sdtformatlock" xmlns:w16se="http://schemas.microsoft.com/office/word/2015/wordml/symex" xmlns:wpg="http://schemas.microsoft.com/office/word/2010/wordprocessingGroup" xmlns:wpi="http://schemas.microsoft.com/office/word/2010/wordprocessingInk" xmlns:wne="http://schemas.microsoft.com/office/word/2006/wordml" xmlns:wps="http://schemas.microsoft.com/office/word/2010/wordprocessingShape" mc:Ignorable="w14 w15 w16se w16cid w16 w16cex w16sdtdh w16sdtfl w16du wp14">
+<w:hdr xmlns:wpc="http://schemas.microsoft.com/office/word/2010/wordprocessingCanvas" xmlns:cx="http://schemas.microsoft.com/office/drawing/2014/chartex" xmlns:cx1="http://schemas.microsoft.com/office/drawing/2015/9/8/chartex" xmlns:cx2="http://schemas.microsoft.com/office/drawing/2015/10/21/chartex" xmlns:cx3="http://schemas.microsoft.com/office/drawing/2016/5/9/chartex" xmlns:cx4="http://schemas.microsoft.com/office/drawing/2016/5/10/chartex" xmlns:cx5="http://schemas.microsoft.com/office/drawing/2016/5/11/chartex" xmlns:cx6="http://schemas.microsoft.com/office/drawing/2016/5/12/chartex" xmlns:cx7="http://schemas.microsoft.com/office/drawing/2016/5/13/chartex" xmlns:cx8="http://schemas.microsoft.com/office/drawing/2016/5/14/chartex" xmlns:mc="http://schemas.openxmlformats.org/markup-compatibility/2006" xmlns:aink="http://schemas.microsoft.com/office/drawing/2016/ink" xmlns:am3d="http://schemas.microsoft.com/office/drawing/2017/model3d" xmlns:o="urn:schemas-microsoft-com:office:office" xmlns:oel="http://schemas.microsoft.com/office/2019/extlst" xmlns:r="http://schemas.openxmlformats.org/officeDocument/2006/relationships" xmlns:m="http://schemas.openxmlformats.org/officeDocument/2006/math" xmlns:v="urn:schemas-microsoft-com:vml" xmlns:wp14="http://schemas.microsoft.com/office/word/2010/wordprocessingDrawing" xmlns:wp="http://schemas.openxmlformats.org/drawingml/2006/wordprocessingDrawing" xmlns:w10="urn:schemas-microsoft-com:office:word" xmlns:w="http://schemas.openxmlformats.org/wordprocessingml/2006/main" xmlns:w14="http://schemas.microsoft.com/office/word/2010/wordml" xmlns:w15="http://schemas.microsoft.com/office/word/2012/wordml" xmlns:w16cex="http://schemas.microsoft.com/office/word/2018/wordml/cex" xmlns:w16cid="http://schemas.microsoft.com/office/word/2016/wordml/cid" xmlns:w16="http://schemas.microsoft.com/office/word/2018/wordml" xmlns:w16du="http://schemas.microsoft.com/office/word/2023/wordml/word16du" xmlns:w16sdtdh="http://schemas.microsoft.com/office/word/2020/wordml/sdtdatahash" xmlns:w16sdtfl="http://schemas.microsoft.com/office/word/2024/wordml/sdtformatlock" xmlns:w16se="http://schemas.microsoft.com/office/word/2015/wordml/symex" xmlns:wpg="http://schemas.microsoft.com/office/word/2010/wordprocessingGroup" xmlns:wpi="http://schemas.microsoft.com/office/word/2010/wordprocessingInk" xmlns:wne="http://schemas.microsoft.com/office/word/2006/wordml" xmlns:wps="http://schemas.microsoft.com/office/word/2010/wordprocessingShape" mc:Ignorable="w14 w15 w16se w16cid w16 w16cex w16sdtdh w16sdtfl w16du wp14">
   <w:tbl>
     <w:tblPr>
       <w:tblW w:w="0" w:type="auto"/>
@@ -12679,7 +12608,7 @@
 </file>
 
 <file path=word/numbering.xml><?xml version="1.0" encoding="utf-8"?>
-<w:numbering xmlns:wpc="http://schemas.microsoft.com/office/word/2010/wordprocessingCanvas" xmlns:cx="http://schemas.microsoft.com/office/drawing/2014/chartex" xmlns:cx1="http://schemas.microsoft.com/office/drawing/2015/9/8/chartex" xmlns:cx2="http://schemas.microsoft.com/office/drawing/2015/10/21/chartex" xmlns:cx3="http://schemas.microsoft.com/office/drawing/2016/5/9/chartex" xmlns:cx4="http://schemas.microsoft.com/office/drawing/2016/5/10/chartex" xmlns:cx5="http://schemas.microsoft.com/office/drawing/2016/5/11/chartex" xmlns:cx6="http://schemas.microsoft.com/office/drawing/2016/5/12/chartex" xmlns:cx7="http://schemas.microsoft.com/office/drawing/2016/5/13/chartex" xmlns:cx8="http://schemas.microsoft.com/office/drawing/2016/5/14/chartex" xmlns:mc="http://schemas.openxmlformats.org/markup-compatibility/2006" xmlns:aink="http://schemas.microsoft.com/office/drawing/2016/ink" xmlns:am3d="http://schemas.microsoft.com/office/drawing/2017/model3d" xmlns:o="urn:schemas-microsoft-com:office:office" xmlns:oel="http://schemas.microsoft.com/office/2019/extlst" xmlns:r="http://schemas.openxmlformats.org/officeDocument/2006/relationships" xmlns:m="http://schemas.openxmlformats.org/officeDocument/2006/math" xmlns:v="urn:schemas-microsoft-com:vml" xmlns:wp14="http://schemas.microsoft.com/office/word/2010/wordprocessingDrawing" xmlns:wp="http://schemas.openxmlformats.org/drawingml/2006/wordprocessingDrawing" xmlns:w10="urn:schemas-microsoft-com:office:word" xmlns:w="http://schemas.openxmlformats.org/wordprocessingml/2006/main" xmlns:w14="http://schemas.microsoft.com/office/word/2010/wordml" xmlns:w15="http://schemas.microsoft.com/office/word/2012/wordml" xmlns:w16cei="http://schemas.microsoft.com/office/word/2026/wordml/cei" xmlns:w16cex="http://schemas.microsoft.com/office/word/2018/wordml/cex" xmlns:w16cid="http://schemas.microsoft.com/office/word/2016/wordml/cid" xmlns:w16="http://schemas.microsoft.com/office/word/2018/wordml" xmlns:w16du="http://schemas.microsoft.com/office/word/2023/wordml/word16du" xmlns:w16sdtdh="http://schemas.microsoft.com/office/word/2020/wordml/sdtdatahash" xmlns:w16sdtfl="http://schemas.microsoft.com/office/word/2024/wordml/sdtformatlock" xmlns:w16se="http://schemas.microsoft.com/office/word/2015/wordml/symex" xmlns:wpg="http://schemas.microsoft.com/office/word/2010/wordprocessingGroup" xmlns:wpi="http://schemas.microsoft.com/office/word/2010/wordprocessingInk" xmlns:wne="http://schemas.microsoft.com/office/word/2006/wordml" xmlns:wps="http://schemas.microsoft.com/office/word/2010/wordprocessingShape" mc:Ignorable="w14 w15 w16se w16cid w16 w16cex w16sdtdh w16sdtfl w16du wp14">
+<w:numbering xmlns:wpc="http://schemas.microsoft.com/office/word/2010/wordprocessingCanvas" xmlns:cx="http://schemas.microsoft.com/office/drawing/2014/chartex" xmlns:cx1="http://schemas.microsoft.com/office/drawing/2015/9/8/chartex" xmlns:cx2="http://schemas.microsoft.com/office/drawing/2015/10/21/chartex" xmlns:cx3="http://schemas.microsoft.com/office/drawing/2016/5/9/chartex" xmlns:cx4="http://schemas.microsoft.com/office/drawing/2016/5/10/chartex" xmlns:cx5="http://schemas.microsoft.com/office/drawing/2016/5/11/chartex" xmlns:cx6="http://schemas.microsoft.com/office/drawing/2016/5/12/chartex" xmlns:cx7="http://schemas.microsoft.com/office/drawing/2016/5/13/chartex" xmlns:cx8="http://schemas.microsoft.com/office/drawing/2016/5/14/chartex" xmlns:mc="http://schemas.openxmlformats.org/markup-compatibility/2006" xmlns:aink="http://schemas.microsoft.com/office/drawing/2016/ink" xmlns:am3d="http://schemas.microsoft.com/office/drawing/2017/model3d" xmlns:o="urn:schemas-microsoft-com:office:office" xmlns:oel="http://schemas.microsoft.com/office/2019/extlst" xmlns:r="http://schemas.openxmlformats.org/officeDocument/2006/relationships" xmlns:m="http://schemas.openxmlformats.org/officeDocument/2006/math" xmlns:v="urn:schemas-microsoft-com:vml" xmlns:wp14="http://schemas.microsoft.com/office/word/2010/wordprocessingDrawing" xmlns:wp="http://schemas.openxmlformats.org/drawingml/2006/wordprocessingDrawing" xmlns:w10="urn:schemas-microsoft-com:office:word" xmlns:w="http://schemas.openxmlformats.org/wordprocessingml/2006/main" xmlns:w14="http://schemas.microsoft.com/office/word/2010/wordml" xmlns:w15="http://schemas.microsoft.com/office/word/2012/wordml" xmlns:w16cex="http://schemas.microsoft.com/office/word/2018/wordml/cex" xmlns:w16cid="http://schemas.microsoft.com/office/word/2016/wordml/cid" xmlns:w16="http://schemas.microsoft.com/office/word/2018/wordml" xmlns:w16du="http://schemas.microsoft.com/office/word/2023/wordml/word16du" xmlns:w16sdtdh="http://schemas.microsoft.com/office/word/2020/wordml/sdtdatahash" xmlns:w16sdtfl="http://schemas.microsoft.com/office/word/2024/wordml/sdtformatlock" xmlns:w16se="http://schemas.microsoft.com/office/word/2015/wordml/symex" xmlns:wpg="http://schemas.microsoft.com/office/word/2010/wordprocessingGroup" xmlns:wpi="http://schemas.microsoft.com/office/word/2010/wordprocessingInk" xmlns:wne="http://schemas.microsoft.com/office/word/2006/wordml" xmlns:wps="http://schemas.microsoft.com/office/word/2010/wordprocessingShape" mc:Ignorable="w14 w15 w16se w16cid w16 w16cex w16sdtdh w16sdtfl w16du wp14">
   <w:abstractNum w:abstractNumId="0" w15:restartNumberingAfterBreak="0">
     <w:nsid w:val="FFFFFF83"/>
     <w:multiLevelType w:val="singleLevel"/>
@@ -15729,7 +15658,7 @@
 </file>
 
 <file path=word/glossary/document.xml><?xml version="1.0" encoding="utf-8"?>
-<w:glossaryDocument xmlns:wpc="http://schemas.microsoft.com/office/word/2010/wordprocessingCanvas" xmlns:cx="http://schemas.microsoft.com/office/drawing/2014/chartex" xmlns:cx1="http://schemas.microsoft.com/office/drawing/2015/9/8/chartex" xmlns:cx2="http://schemas.microsoft.com/office/drawing/2015/10/21/chartex" xmlns:cx3="http://schemas.microsoft.com/office/drawing/2016/5/9/chartex" xmlns:cx4="http://schemas.microsoft.com/office/drawing/2016/5/10/chartex" xmlns:cx5="http://schemas.microsoft.com/office/drawing/2016/5/11/chartex" xmlns:cx6="http://schemas.microsoft.com/office/drawing/2016/5/12/chartex" xmlns:cx7="http://schemas.microsoft.com/office/drawing/2016/5/13/chartex" xmlns:cx8="http://schemas.microsoft.com/office/drawing/2016/5/14/chartex" xmlns:mc="http://schemas.openxmlformats.org/markup-compatibility/2006" xmlns:aink="http://schemas.microsoft.com/office/drawing/2016/ink" xmlns:am3d="http://schemas.microsoft.com/office/drawing/2017/model3d" xmlns:o="urn:schemas-microsoft-com:office:office" xmlns:oel="http://schemas.microsoft.com/office/2019/extlst" xmlns:r="http://schemas.openxmlformats.org/officeDocument/2006/relationships" xmlns:m="http://schemas.openxmlformats.org/officeDocument/2006/math" xmlns:v="urn:schemas-microsoft-com:vml" xmlns:wp14="http://schemas.microsoft.com/office/word/2010/wordprocessingDrawing" xmlns:wp="http://schemas.openxmlformats.org/drawingml/2006/wordprocessingDrawing" xmlns:w10="urn:schemas-microsoft-com:office:word" xmlns:w="http://schemas.openxmlformats.org/wordprocessingml/2006/main" xmlns:w14="http://schemas.microsoft.com/office/word/2010/wordml" xmlns:w15="http://schemas.microsoft.com/office/word/2012/wordml" xmlns:w16cei="http://schemas.microsoft.com/office/word/2026/wordml/cei" xmlns:w16cex="http://schemas.microsoft.com/office/word/2018/wordml/cex" xmlns:w16cid="http://schemas.microsoft.com/office/word/2016/wordml/cid" xmlns:w16="http://schemas.microsoft.com/office/word/2018/wordml" xmlns:w16du="http://schemas.microsoft.com/office/word/2023/wordml/word16du" xmlns:w16sdtdh="http://schemas.microsoft.com/office/word/2020/wordml/sdtdatahash" xmlns:w16sdtfl="http://schemas.microsoft.com/office/word/2024/wordml/sdtformatlock" xmlns:w16se="http://schemas.microsoft.com/office/word/2015/wordml/symex" xmlns:wpg="http://schemas.microsoft.com/office/word/2010/wordprocessingGroup" xmlns:wpi="http://schemas.microsoft.com/office/word/2010/wordprocessingInk" xmlns:wne="http://schemas.microsoft.com/office/word/2006/wordml" xmlns:wps="http://schemas.microsoft.com/office/word/2010/wordprocessingShape" mc:Ignorable="w14 w15 w16se w16cid w16 w16cex w16sdtdh w16sdtfl w16du wp14">
+<w:glossaryDocument xmlns:wpc="http://schemas.microsoft.com/office/word/2010/wordprocessingCanvas" xmlns:cx="http://schemas.microsoft.com/office/drawing/2014/chartex" xmlns:cx1="http://schemas.microsoft.com/office/drawing/2015/9/8/chartex" xmlns:cx2="http://schemas.microsoft.com/office/drawing/2015/10/21/chartex" xmlns:cx3="http://schemas.microsoft.com/office/drawing/2016/5/9/chartex" xmlns:cx4="http://schemas.microsoft.com/office/drawing/2016/5/10/chartex" xmlns:cx5="http://schemas.microsoft.com/office/drawing/2016/5/11/chartex" xmlns:cx6="http://schemas.microsoft.com/office/drawing/2016/5/12/chartex" xmlns:cx7="http://schemas.microsoft.com/office/drawing/2016/5/13/chartex" xmlns:cx8="http://schemas.microsoft.com/office/drawing/2016/5/14/chartex" xmlns:mc="http://schemas.openxmlformats.org/markup-compatibility/2006" xmlns:aink="http://schemas.microsoft.com/office/drawing/2016/ink" xmlns:am3d="http://schemas.microsoft.com/office/drawing/2017/model3d" xmlns:o="urn:schemas-microsoft-com:office:office" xmlns:oel="http://schemas.microsoft.com/office/2019/extlst" xmlns:r="http://schemas.openxmlformats.org/officeDocument/2006/relationships" xmlns:m="http://schemas.openxmlformats.org/officeDocument/2006/math" xmlns:v="urn:schemas-microsoft-com:vml" xmlns:wp14="http://schemas.microsoft.com/office/word/2010/wordprocessingDrawing" xmlns:wp="http://schemas.openxmlformats.org/drawingml/2006/wordprocessingDrawing" xmlns:w10="urn:schemas-microsoft-com:office:word" xmlns:w="http://schemas.openxmlformats.org/wordprocessingml/2006/main" xmlns:w14="http://schemas.microsoft.com/office/word/2010/wordml" xmlns:w15="http://schemas.microsoft.com/office/word/2012/wordml" xmlns:w16cex="http://schemas.microsoft.com/office/word/2018/wordml/cex" xmlns:w16cid="http://schemas.microsoft.com/office/word/2016/wordml/cid" xmlns:w16="http://schemas.microsoft.com/office/word/2018/wordml" xmlns:w16du="http://schemas.microsoft.com/office/word/2023/wordml/word16du" xmlns:w16sdtdh="http://schemas.microsoft.com/office/word/2020/wordml/sdtdatahash" xmlns:w16sdtfl="http://schemas.microsoft.com/office/word/2024/wordml/sdtformatlock" xmlns:w16se="http://schemas.microsoft.com/office/word/2015/wordml/symex" xmlns:wpg="http://schemas.microsoft.com/office/word/2010/wordprocessingGroup" xmlns:wpi="http://schemas.microsoft.com/office/word/2010/wordprocessingInk" xmlns:wne="http://schemas.microsoft.com/office/word/2006/wordml" xmlns:wps="http://schemas.microsoft.com/office/word/2010/wordprocessingShape" mc:Ignorable="w14 w15 w16se w16cid w16 w16cex w16sdtdh w16sdtfl w16du wp14">
   <w:docParts>
     <w:docPart>
       <w:docPartPr>
@@ -15865,6 +15794,7 @@
     <w:rsid w:val="002D649E"/>
     <w:rsid w:val="003D402F"/>
     <w:rsid w:val="00433CE5"/>
+    <w:rsid w:val="00436E89"/>
     <w:rsid w:val="004513B0"/>
     <w:rsid w:val="0048539C"/>
     <w:rsid w:val="00490264"/>
@@ -15889,6 +15819,7 @@
     <w:rsid w:val="00B06BFF"/>
     <w:rsid w:val="00BC4D15"/>
     <w:rsid w:val="00BF56C4"/>
+    <w:rsid w:val="00BF5C32"/>
     <w:rsid w:val="00C14033"/>
     <w:rsid w:val="00C23958"/>
     <w:rsid w:val="00C609B8"/>
